--- a/assets/METISProposalTemplate.docx
+++ b/assets/METISProposalTemplate.docx
@@ -1,94 +1,71 @@
 
 <file path=word/document.xml><?xml version="1.0" encoding="utf-8"?>
-<w:document xmlns:mc="http://schemas.openxmlformats.org/markup-compatibility/2006" xmlns:o="urn:schemas-microsoft-com:office:office" xmlns:r="http://schemas.openxmlformats.org/officeDocument/2006/relationships" xmlns:m="http://schemas.openxmlformats.org/officeDocument/2006/math" xmlns:v="urn:schemas-microsoft-com:vml" xmlns:wp="http://schemas.openxmlformats.org/drawingml/2006/wordprocessingDrawing" xmlns:w10="urn:schemas-microsoft-com:office:word" xmlns:w="http://schemas.openxmlformats.org/wordprocessingml/2006/main" xmlns:wne="http://schemas.microsoft.com/office/word/2006/wordml" xmlns:sl="http://schemas.openxmlformats.org/schemaLibrary/2006/main" xmlns:a="http://schemas.openxmlformats.org/drawingml/2006/main" xmlns:pic="http://schemas.openxmlformats.org/drawingml/2006/picture" xmlns:c="http://schemas.openxmlformats.org/drawingml/2006/chart" xmlns:lc="http://schemas.openxmlformats.org/drawingml/2006/lockedCanvas" xmlns:dgm="http://schemas.openxmlformats.org/drawingml/2006/diagram" xmlns:wps="http://schemas.microsoft.com/office/word/2010/wordprocessingShape" xmlns:wpg="http://schemas.microsoft.com/office/word/2010/wordprocessingGroup" xmlns:w14="http://schemas.microsoft.com/office/word/2010/wordml" xmlns:w15="http://schemas.microsoft.com/office/word/2012/wordml" xmlns:w16="http://schemas.microsoft.com/office/word/2018/wordml" xmlns:w16cex="http://schemas.microsoft.com/office/word/2018/wordml/cex" xmlns:w16cid="http://schemas.microsoft.com/office/word/2016/wordml/cid" xmlns="http://schemas.microsoft.com/office/tasks/2019/documenttasks" xmlns:cr="http://schemas.microsoft.com/office/comments/2020/reactions">
+<w:document xmlns:wpc="http://schemas.microsoft.com/office/word/2010/wordprocessingCanvas" xmlns:cx="http://schemas.microsoft.com/office/drawing/2014/chartex" xmlns:cx1="http://schemas.microsoft.com/office/drawing/2015/9/8/chartex" xmlns:cx2="http://schemas.microsoft.com/office/drawing/2015/10/21/chartex" xmlns:cx3="http://schemas.microsoft.com/office/drawing/2016/5/9/chartex" xmlns:cx4="http://schemas.microsoft.com/office/drawing/2016/5/10/chartex" xmlns:cx5="http://schemas.microsoft.com/office/drawing/2016/5/11/chartex" xmlns:cx6="http://schemas.microsoft.com/office/drawing/2016/5/12/chartex" xmlns:cx7="http://schemas.microsoft.com/office/drawing/2016/5/13/chartex" xmlns:cx8="http://schemas.microsoft.com/office/drawing/2016/5/14/chartex" xmlns:mc="http://schemas.openxmlformats.org/markup-compatibility/2006" xmlns:m="http://schemas.openxmlformats.org/officeDocument/2006/math" xmlns:aink="http://schemas.microsoft.com/office/drawing/2016/ink" xmlns:am3d="http://schemas.microsoft.com/office/drawing/2017/model3d" xmlns:oel="http://schemas.microsoft.com/office/2019/extlst" xmlns:r="http://schemas.openxmlformats.org/officeDocument/2006/relationships" xmlns:wp14="http://schemas.microsoft.com/office/word/2010/wordprocessingDrawing" xmlns:wp="http://schemas.openxmlformats.org/drawingml/2006/wordprocessingDrawing" xmlns:wpg="http://schemas.microsoft.com/office/word/2010/wordprocessingGroup" xmlns:wpi="http://schemas.microsoft.com/office/word/2010/wordprocessingInk" xmlns:wps="http://schemas.microsoft.com/office/word/2010/wordprocessingShape" xmlns:o="urn:schemas-microsoft-com:office:office" xmlns:v="urn:schemas-microsoft-com:vml" xmlns:w10="urn:schemas-microsoft-com:office:word" xmlns:w="http://schemas.openxmlformats.org/wordprocessingml/2006/main" xmlns:w14="http://schemas.microsoft.com/office/word/2010/wordml" xmlns:w15="http://schemas.microsoft.com/office/word/2012/wordml" xmlns:w16cei="http://schemas.microsoft.com/office/word/2026/wordml/cei" xmlns:w16cex="http://schemas.microsoft.com/office/word/2018/wordml/cex" xmlns:w16cid="http://schemas.microsoft.com/office/word/2016/wordml/cid" xmlns:w16="http://schemas.microsoft.com/office/word/2018/wordml" xmlns:w16sdtdh="http://schemas.microsoft.com/office/word/2020/wordml/sdtdatahash" xmlns:w16sdtfl="http://schemas.microsoft.com/office/word/2024/wordml/sdtformatlock" xmlns:w16se="http://schemas.microsoft.com/office/word/2015/wordml/symex" xmlns:w16du="http://schemas.microsoft.com/office/word/2023/wordml/word16du" xmlns:wne="http://schemas.microsoft.com/office/word/2006/wordml" mc:Ignorable="w14 w15 w16se w16cid w16 w16cex w16sdtdh w16sdtfl w16du wp14">
   <w:background w:color="FFFFFF"/>
   <w:body>
     <w:p>
       <w:pPr>
-        <w:spacing w:after="240" w:before="240" w:lineRule="auto"/>
+        <w:spacing w:before="240" w:after="240"/>
         <w:jc w:val="center"/>
         <w:rPr>
-          <w:b w:val="1"/>
-          <w:bCs w:val="1"/>
-        </w:rPr>
-      </w:pPr>
-      <w:commentRangeStart w:id="0"/>
-      <w:r>
-        <w:rPr>
-          <w:b w:val="1"/>
-          <w:bCs w:val="1"/>
-          <w:rtl w:val="0"/>
-        </w:rPr>
-        <w:t xml:space="preserve">Metis Proposal Template</w:t>
-      </w:r>
-      <w:commentRangeEnd w:id="0"/>
-      <w:r>
-        <w:commentReference w:id="0"/>
-      </w:r>
-      <w:r>
-        <w:rPr>
-          <w:rtl w:val="0"/>
-        </w:rPr>
-      </w:r>
-    </w:p>
-    <w:p>
-      <w:pPr>
-        <w:spacing w:after="240" w:before="240" w:lineRule="auto"/>
-        <w:ind w:left="720" w:firstLine="0"/>
-        <w:rPr/>
-      </w:pPr>
-      <w:r>
-        <w:rPr>
-          <w:rtl w:val="0"/>
-        </w:rPr>
-      </w:r>
+          <w:b/>
+          <w:bCs/>
+        </w:rPr>
+      </w:pPr>
+      <w:r>
+        <w:rPr>
+          <w:b/>
+          <w:bCs/>
+        </w:rPr>
+        <w:t>Metis Proposal Template</w:t>
+      </w:r>
+    </w:p>
+    <w:p>
+      <w:pPr>
+        <w:spacing w:before="240" w:after="240"/>
+        <w:ind w:left="720"/>
+      </w:pPr>
     </w:p>
     <w:p>
       <w:pPr>
         <w:pStyle w:val="Heading3"/>
         <w:keepNext w:val="0"/>
         <w:keepLines w:val="0"/>
-        <w:spacing w:before="280" w:lineRule="auto"/>
-        <w:rPr>
-          <w:b w:val="1"/>
-          <w:bCs w:val="1"/>
+        <w:spacing w:before="280"/>
+        <w:rPr>
+          <w:b/>
+          <w:bCs/>
           <w:color w:val="000000"/>
           <w:sz w:val="26"/>
           <w:szCs w:val="26"/>
         </w:rPr>
       </w:pPr>
-      <w:bookmarkStart w:colFirst="0" w:colLast="0" w:name="_4e0k4xjuob51" w:id="0"/>
+      <w:bookmarkStart w:id="0" w:name="_4e0k4xjuob51" w:colFirst="0" w:colLast="0"/>
       <w:bookmarkEnd w:id="0"/>
-      <w:r>
-        <w:rPr>
-          <w:rtl w:val="0"/>
-        </w:rPr>
-      </w:r>
     </w:p>
     <w:p>
       <w:pPr>
         <w:pStyle w:val="Heading1"/>
         <w:keepNext w:val="0"/>
         <w:keepLines w:val="0"/>
-        <w:spacing w:before="480" w:lineRule="auto"/>
-        <w:rPr>
-          <w:b w:val="1"/>
-          <w:bCs w:val="1"/>
+        <w:spacing w:before="480"/>
+        <w:rPr>
+          <w:b/>
+          <w:bCs/>
           <w:sz w:val="46"/>
           <w:szCs w:val="46"/>
         </w:rPr>
       </w:pPr>
-      <w:bookmarkStart w:colFirst="0" w:colLast="0" w:name="_86daki7pnxsh" w:id="1"/>
+      <w:bookmarkStart w:id="1" w:name="_86daki7pnxsh" w:colFirst="0" w:colLast="0"/>
       <w:bookmarkEnd w:id="1"/>
       <w:r>
         <w:rPr>
-          <w:b w:val="1"/>
-          <w:bCs w:val="1"/>
+          <w:b/>
+          <w:bCs/>
           <w:sz w:val="46"/>
           <w:szCs w:val="46"/>
-          <w:rtl w:val="0"/>
-        </w:rPr>
-        <w:t xml:space="preserve">METIS Workshop @ MICCAI 2026</w:t>
+        </w:rPr>
+        <w:t>METIS Workshop @ MICCAI 2026</w:t>
       </w:r>
     </w:p>
     <w:p>
@@ -96,25 +73,24 @@
         <w:pStyle w:val="Heading2"/>
         <w:keepNext w:val="0"/>
         <w:keepLines w:val="0"/>
-        <w:spacing w:after="80" w:lineRule="auto"/>
-        <w:rPr>
-          <w:b w:val="1"/>
-          <w:bCs w:val="1"/>
+        <w:spacing w:after="80"/>
+        <w:rPr>
+          <w:b/>
+          <w:bCs/>
           <w:sz w:val="34"/>
           <w:szCs w:val="34"/>
         </w:rPr>
       </w:pPr>
-      <w:bookmarkStart w:colFirst="0" w:colLast="0" w:name="_hqoe0oppekvn" w:id="2"/>
+      <w:bookmarkStart w:id="2" w:name="_hqoe0oppekvn" w:colFirst="0" w:colLast="0"/>
       <w:bookmarkEnd w:id="2"/>
       <w:r>
         <w:rPr>
-          <w:b w:val="1"/>
-          <w:bCs w:val="1"/>
+          <w:b/>
+          <w:bCs/>
           <w:sz w:val="34"/>
           <w:szCs w:val="34"/>
-          <w:rtl w:val="0"/>
-        </w:rPr>
-        <w:t xml:space="preserve">Clinical AI Project Proposal Template</w:t>
+        </w:rPr>
+        <w:t>Clinical AI Project Proposal Template</w:t>
       </w:r>
     </w:p>
     <w:p>
@@ -122,72 +98,58 @@
         <w:pStyle w:val="Heading3"/>
         <w:keepNext w:val="0"/>
         <w:keepLines w:val="0"/>
-        <w:spacing w:before="280" w:lineRule="auto"/>
-        <w:rPr>
-          <w:b w:val="1"/>
-          <w:bCs w:val="1"/>
+        <w:spacing w:before="280"/>
+        <w:rPr>
+          <w:b/>
+          <w:bCs/>
           <w:color w:val="000000"/>
           <w:sz w:val="26"/>
           <w:szCs w:val="26"/>
         </w:rPr>
       </w:pPr>
-      <w:bookmarkStart w:colFirst="0" w:colLast="0" w:name="_lc4acn86pchm" w:id="3"/>
+      <w:bookmarkStart w:id="3" w:name="_lc4acn86pchm" w:colFirst="0" w:colLast="0"/>
       <w:bookmarkEnd w:id="3"/>
       <w:r>
         <w:rPr>
-          <w:b w:val="1"/>
-          <w:bCs w:val="1"/>
+          <w:b/>
+          <w:bCs/>
           <w:color w:val="000000"/>
           <w:sz w:val="26"/>
           <w:szCs w:val="26"/>
-          <w:rtl w:val="0"/>
-        </w:rPr>
-        <w:t xml:space="preserve">Purpose</w:t>
-      </w:r>
-    </w:p>
-    <w:p>
-      <w:pPr>
-        <w:spacing w:after="240" w:before="240" w:lineRule="auto"/>
-        <w:rPr/>
-      </w:pPr>
-      <w:r>
-        <w:rPr>
-          <w:rtl w:val="0"/>
-        </w:rPr>
-        <w:t xml:space="preserve">This template is designed to help multidisciplinary teams of clinicians, engineers, computer scientists, and AI researchers identify high-impact clinical problems that are suitable for AI-based solutions and collaborative research.</w:t>
-      </w:r>
-    </w:p>
-    <w:p>
-      <w:pPr>
-        <w:spacing w:after="240" w:before="240" w:lineRule="auto"/>
-        <w:rPr/>
-      </w:pPr>
-      <w:r>
-        <w:rPr>
-          <w:b w:val="1"/>
-          <w:bCs w:val="1"/>
-          <w:rtl w:val="0"/>
-        </w:rPr>
-        <w:t xml:space="preserve">Target length:</w:t>
-      </w:r>
-      <w:r>
-        <w:rPr>
-          <w:rtl w:val="0"/>
-        </w:rPr>
+        </w:rPr>
+        <w:t>Purpose</w:t>
+      </w:r>
+    </w:p>
+    <w:p>
+      <w:pPr>
+        <w:spacing w:before="240" w:after="240"/>
+      </w:pPr>
+      <w:r>
+        <w:t>This template is designed to help multidisciplinary teams of clinicians, engineers, computer scientists, and AI researchers identify high-impact clinical problems that are suitable for AI-based solutions and collaborative research.</w:t>
+      </w:r>
+    </w:p>
+    <w:p>
+      <w:pPr>
+        <w:spacing w:before="240" w:after="240"/>
+      </w:pPr>
+      <w:r>
+        <w:rPr>
+          <w:b/>
+          <w:bCs/>
+        </w:rPr>
+        <w:t>Target length:</w:t>
+      </w:r>
+      <w:r>
         <w:t xml:space="preserve"> </w:t>
       </w:r>
       <w:r>
         <w:rPr>
-          <w:b w:val="1"/>
-          <w:bCs w:val="1"/>
-          <w:rtl w:val="0"/>
-        </w:rPr>
-        <w:t xml:space="preserve">600–800 words</w:t>
-      </w:r>
-      <w:r>
-        <w:rPr>
-          <w:rtl w:val="0"/>
-        </w:rPr>
+          <w:b/>
+          <w:bCs/>
+        </w:rPr>
+        <w:t>600–800 words</w:t>
+      </w:r>
+      <w:r>
         <w:t xml:space="preserve"> (approximately one page, excluding references).</w:t>
       </w:r>
     </w:p>
@@ -196,84 +158,70 @@
         <w:pStyle w:val="Heading3"/>
         <w:keepNext w:val="0"/>
         <w:keepLines w:val="0"/>
-        <w:spacing w:before="280" w:lineRule="auto"/>
-        <w:rPr>
-          <w:b w:val="1"/>
-          <w:bCs w:val="1"/>
+        <w:spacing w:before="280"/>
+        <w:rPr>
+          <w:b/>
+          <w:bCs/>
           <w:color w:val="000000"/>
           <w:sz w:val="26"/>
           <w:szCs w:val="26"/>
         </w:rPr>
       </w:pPr>
-      <w:bookmarkStart w:colFirst="0" w:colLast="0" w:name="_nglcyhrb2bhr" w:id="4"/>
+      <w:bookmarkStart w:id="4" w:name="_nglcyhrb2bhr" w:colFirst="0" w:colLast="0"/>
       <w:bookmarkEnd w:id="4"/>
       <w:r>
         <w:rPr>
-          <w:b w:val="1"/>
-          <w:bCs w:val="1"/>
+          <w:b/>
+          <w:bCs/>
           <w:color w:val="000000"/>
           <w:sz w:val="26"/>
           <w:szCs w:val="26"/>
-          <w:rtl w:val="0"/>
-        </w:rPr>
-        <w:t xml:space="preserve">Anonymous Submission</w:t>
-      </w:r>
-    </w:p>
-    <w:p>
-      <w:pPr>
-        <w:spacing w:after="240" w:before="240" w:lineRule="auto"/>
-        <w:rPr/>
-      </w:pPr>
-      <w:r>
-        <w:rPr>
-          <w:rtl w:val="0"/>
-        </w:rPr>
+        </w:rPr>
+        <w:t>Anonymous Submission</w:t>
+      </w:r>
+    </w:p>
+    <w:p>
+      <w:pPr>
+        <w:spacing w:before="240" w:after="240"/>
+      </w:pPr>
+      <w:r>
         <w:t xml:space="preserve">Submissions will be reviewed using a </w:t>
       </w:r>
       <w:r>
         <w:rPr>
-          <w:b w:val="1"/>
-          <w:bCs w:val="1"/>
-          <w:rtl w:val="0"/>
-        </w:rPr>
-        <w:t xml:space="preserve">double-blind</w:t>
-      </w:r>
-      <w:r>
-        <w:rPr>
-          <w:rtl w:val="0"/>
-        </w:rPr>
+          <w:b/>
+          <w:bCs/>
+        </w:rPr>
+        <w:t>double-blind</w:t>
+      </w:r>
+      <w:r>
         <w:t xml:space="preserve"> process via </w:t>
       </w:r>
       <w:r>
         <w:rPr>
-          <w:b w:val="1"/>
-          <w:bCs w:val="1"/>
-          <w:rtl w:val="0"/>
-        </w:rPr>
-        <w:t xml:space="preserve">OpenReview</w:t>
-      </w:r>
-      <w:r>
-        <w:rPr>
-          <w:rtl w:val="0"/>
-        </w:rPr>
-        <w:t xml:space="preserve">.</w:t>
-      </w:r>
-    </w:p>
-    <w:p>
-      <w:pPr>
-        <w:spacing w:after="240" w:before="240" w:lineRule="auto"/>
-        <w:rPr>
-          <w:b w:val="1"/>
-          <w:bCs w:val="1"/>
-        </w:rPr>
-      </w:pPr>
-      <w:r>
-        <w:rPr>
-          <w:b w:val="1"/>
-          <w:bCs w:val="1"/>
-          <w:rtl w:val="0"/>
-        </w:rPr>
-        <w:t xml:space="preserve">Please do not include:</w:t>
+          <w:b/>
+          <w:bCs/>
+        </w:rPr>
+        <w:t>OpenReview</w:t>
+      </w:r>
+      <w:r>
+        <w:t>.</w:t>
+      </w:r>
+    </w:p>
+    <w:p>
+      <w:pPr>
+        <w:spacing w:before="240" w:after="240"/>
+        <w:rPr>
+          <w:b/>
+          <w:bCs/>
+        </w:rPr>
+      </w:pPr>
+      <w:r>
+        <w:rPr>
+          <w:b/>
+          <w:bCs/>
+        </w:rPr>
+        <w:t>Please do not include:</w:t>
       </w:r>
     </w:p>
     <w:p>
@@ -282,14 +230,10 @@
           <w:ilvl w:val="0"/>
           <w:numId w:val="2"/>
         </w:numPr>
-        <w:spacing w:after="0" w:afterAutospacing="0" w:before="240" w:lineRule="auto"/>
-        <w:ind w:left="720" w:hanging="360"/>
-      </w:pPr>
-      <w:r>
-        <w:rPr>
-          <w:rtl w:val="0"/>
-        </w:rPr>
-        <w:t xml:space="preserve">Author names</w:t>
+        <w:spacing w:before="240"/>
+      </w:pPr>
+      <w:r>
+        <w:t>Author names</w:t>
       </w:r>
     </w:p>
     <w:p>
@@ -298,14 +242,9 @@
           <w:ilvl w:val="0"/>
           <w:numId w:val="2"/>
         </w:numPr>
-        <w:spacing w:after="0" w:afterAutospacing="0" w:before="0" w:beforeAutospacing="0" w:lineRule="auto"/>
-        <w:ind w:left="720" w:hanging="360"/>
-      </w:pPr>
-      <w:r>
-        <w:rPr>
-          <w:rtl w:val="0"/>
-        </w:rPr>
-        <w:t xml:space="preserve">Institutional affiliations</w:t>
+      </w:pPr>
+      <w:r>
+        <w:t>Institutional affiliations</w:t>
       </w:r>
     </w:p>
     <w:p>
@@ -314,14 +253,9 @@
           <w:ilvl w:val="0"/>
           <w:numId w:val="2"/>
         </w:numPr>
-        <w:spacing w:after="0" w:afterAutospacing="0" w:before="0" w:beforeAutospacing="0" w:lineRule="auto"/>
-        <w:ind w:left="720" w:hanging="360"/>
-      </w:pPr>
-      <w:r>
-        <w:rPr>
-          <w:rtl w:val="0"/>
-        </w:rPr>
-        <w:t xml:space="preserve">Acknowledgements</w:t>
+      </w:pPr>
+      <w:r>
+        <w:t>Acknowledgements</w:t>
       </w:r>
     </w:p>
     <w:p>
@@ -330,14 +264,9 @@
           <w:ilvl w:val="0"/>
           <w:numId w:val="2"/>
         </w:numPr>
-        <w:spacing w:after="0" w:afterAutospacing="0" w:before="0" w:beforeAutospacing="0" w:lineRule="auto"/>
-        <w:ind w:left="720" w:hanging="360"/>
-      </w:pPr>
-      <w:r>
-        <w:rPr>
-          <w:rtl w:val="0"/>
-        </w:rPr>
-        <w:t xml:space="preserve">Funding statements</w:t>
+      </w:pPr>
+      <w:r>
+        <w:t>Funding statements</w:t>
       </w:r>
     </w:p>
     <w:p>
@@ -346,14 +275,9 @@
           <w:ilvl w:val="0"/>
           <w:numId w:val="2"/>
         </w:numPr>
-        <w:spacing w:after="0" w:afterAutospacing="0" w:before="0" w:beforeAutospacing="0" w:lineRule="auto"/>
-        <w:ind w:left="720" w:hanging="360"/>
-      </w:pPr>
-      <w:r>
-        <w:rPr>
-          <w:rtl w:val="0"/>
-        </w:rPr>
-        <w:t xml:space="preserve">Ethics approval numbers</w:t>
+      </w:pPr>
+      <w:r>
+        <w:t>Ethics approval numbers</w:t>
       </w:r>
     </w:p>
     <w:p>
@@ -362,14 +286,9 @@
           <w:ilvl w:val="0"/>
           <w:numId w:val="2"/>
         </w:numPr>
-        <w:spacing w:after="0" w:afterAutospacing="0" w:before="0" w:beforeAutospacing="0" w:lineRule="auto"/>
-        <w:ind w:left="720" w:hanging="360"/>
-      </w:pPr>
-      <w:r>
-        <w:rPr>
-          <w:rtl w:val="0"/>
-        </w:rPr>
-        <w:t xml:space="preserve">Names of collaborating institutions</w:t>
+      </w:pPr>
+      <w:r>
+        <w:t>Names of collaborating institutions</w:t>
       </w:r>
     </w:p>
     <w:p>
@@ -378,84 +297,63 @@
           <w:ilvl w:val="0"/>
           <w:numId w:val="2"/>
         </w:numPr>
-        <w:spacing w:after="240" w:before="0" w:beforeAutospacing="0" w:lineRule="auto"/>
-        <w:ind w:left="720" w:hanging="360"/>
-      </w:pPr>
-      <w:r>
-        <w:rPr>
-          <w:rtl w:val="0"/>
-        </w:rPr>
-        <w:t xml:space="preserve">Any other information that could identify the submitting team</w:t>
-      </w:r>
-    </w:p>
-    <w:p>
-      <w:pPr>
-        <w:spacing w:after="240" w:before="240" w:lineRule="auto"/>
-        <w:rPr/>
-      </w:pPr>
-      <w:r>
-        <w:rPr>
-          <w:rtl w:val="0"/>
-        </w:rPr>
-        <w:t xml:space="preserve">If referring to your own previous work, cite it in the third person where possible.</w:t>
-      </w:r>
-    </w:p>
-    <w:p>
-      <w:pPr>
-        <w:spacing w:after="240" w:before="240" w:lineRule="auto"/>
-        <w:rPr>
-          <w:b w:val="1"/>
-          <w:bCs w:val="1"/>
-        </w:rPr>
-      </w:pPr>
-      <w:r>
-        <w:rPr>
-          <w:rtl w:val="0"/>
-        </w:rPr>
-      </w:r>
-    </w:p>
-    <w:p>
-      <w:pPr>
-        <w:spacing w:after="240" w:before="240" w:lineRule="auto"/>
-        <w:rPr>
-          <w:b w:val="1"/>
-          <w:bCs w:val="1"/>
-        </w:rPr>
-      </w:pPr>
-      <w:r>
-        <w:rPr>
-          <w:rtl w:val="0"/>
-        </w:rPr>
-      </w:r>
-    </w:p>
-    <w:p>
-      <w:pPr>
-        <w:spacing w:after="240" w:before="240" w:lineRule="auto"/>
-        <w:rPr>
-          <w:b w:val="1"/>
-          <w:bCs w:val="1"/>
-        </w:rPr>
-      </w:pPr>
-      <w:r>
-        <w:rPr>
-          <w:rtl w:val="0"/>
-        </w:rPr>
-      </w:r>
-    </w:p>
-    <w:p>
-      <w:pPr>
-        <w:spacing w:after="240" w:before="240" w:lineRule="auto"/>
-        <w:rPr/>
-      </w:pPr>
-      <w:r>
-        <w:pict>
-          <v:rect style="width:0.0pt;height:1.5pt" o:hr="t" o:hrstd="t" o:hralign="center" fillcolor="#A0A0A0" stroked="f"/>
+        <w:spacing w:after="240"/>
+      </w:pPr>
+      <w:r>
+        <w:t>Any other information that could identify the submitting team</w:t>
+      </w:r>
+    </w:p>
+    <w:p>
+      <w:pPr>
+        <w:spacing w:before="240" w:after="240"/>
+      </w:pPr>
+      <w:r>
+        <w:t>If referring to your own previous work, cite it in the third person where possible.</w:t>
+      </w:r>
+    </w:p>
+    <w:p>
+      <w:pPr>
+        <w:spacing w:before="240" w:after="240"/>
+        <w:rPr>
+          <w:b/>
+          <w:bCs/>
+        </w:rPr>
+      </w:pPr>
+    </w:p>
+    <w:p>
+      <w:pPr>
+        <w:spacing w:before="240" w:after="240"/>
+        <w:rPr>
+          <w:b/>
+          <w:bCs/>
+        </w:rPr>
+      </w:pPr>
+    </w:p>
+    <w:p>
+      <w:pPr>
+        <w:spacing w:before="240" w:after="240"/>
+        <w:rPr>
+          <w:b/>
+          <w:bCs/>
+        </w:rPr>
+      </w:pPr>
+    </w:p>
+    <w:p>
+      <w:pPr>
+        <w:spacing w:before="240" w:after="240"/>
+      </w:pPr>
+      <w:r>
+        <w:rPr>
+          <w:noProof/>
+        </w:rPr>
+      </w:r>
+      <w:r>
+        <w:pict w14:anchorId="6A5D98B7">
+          <v:rect id="Horizontal Line 1" o:spid="_x0000_s1031" style="width:468pt;height:1.1pt;visibility:visible;mso-wrap-style:square;mso-left-percent:-10001;mso-top-percent:-10001;mso-position-horizontal:absolute;mso-position-horizontal-relative:char;mso-position-vertical:absolute;mso-position-vertical-relative:line;mso-left-percent:-10001;mso-top-percent:-10001;v-text-anchor:top" o:gfxdata="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" filled="f">
+            <o:lock v:ext="edit" rotation="t" aspectratio="t" verticies="t" text="t" shapetype="t"/>
+            <w10:anchorlock/>
+          </v:rect>
         </w:pict>
-      </w:r>
-      <w:r>
-        <w:rPr>
-          <w:rtl w:val="0"/>
-        </w:rPr>
       </w:r>
     </w:p>
     <w:p>
@@ -463,106 +361,101 @@
         <w:pStyle w:val="Heading2"/>
         <w:keepNext w:val="0"/>
         <w:keepLines w:val="0"/>
-        <w:spacing w:after="80" w:lineRule="auto"/>
-        <w:rPr>
-          <w:b w:val="1"/>
-          <w:bCs w:val="1"/>
+        <w:spacing w:after="80"/>
+        <w:rPr>
+          <w:b/>
+          <w:bCs/>
           <w:sz w:val="34"/>
           <w:szCs w:val="34"/>
         </w:rPr>
       </w:pPr>
-      <w:bookmarkStart w:colFirst="0" w:colLast="0" w:name="_rrzvlk5w1pey" w:id="5"/>
+      <w:bookmarkStart w:id="5" w:name="_rrzvlk5w1pey" w:colFirst="0" w:colLast="0"/>
       <w:bookmarkEnd w:id="5"/>
       <w:r>
         <w:rPr>
-          <w:b w:val="1"/>
-          <w:bCs w:val="1"/>
+          <w:b/>
+          <w:bCs/>
           <w:sz w:val="34"/>
           <w:szCs w:val="34"/>
-          <w:rtl w:val="0"/>
-        </w:rPr>
-        <w:t xml:space="preserve">Project Title</w:t>
-      </w:r>
-    </w:p>
-    <w:p>
-      <w:pPr>
-        <w:spacing w:after="240" w:before="240" w:lineRule="auto"/>
-        <w:rPr>
-          <w:b w:val="1"/>
-          <w:bCs w:val="1"/>
-        </w:rPr>
-      </w:pPr>
-      <w:r>
-        <w:rPr>
-          <w:b w:val="1"/>
-          <w:bCs w:val="1"/>
-          <w:rtl w:val="0"/>
-        </w:rPr>
-        <w:t xml:space="preserve">Project Title:</w:t>
-      </w:r>
-    </w:p>
-    <w:p>
-      <w:pPr>
-        <w:spacing w:after="240" w:before="240" w:lineRule="auto"/>
-        <w:rPr>
-          <w:b w:val="1"/>
-          <w:bCs w:val="1"/>
-        </w:rPr>
-      </w:pPr>
-      <w:r>
-        <w:rPr>
-          <w:b w:val="1"/>
-          <w:bCs w:val="1"/>
-          <w:rtl w:val="0"/>
-        </w:rPr>
-        <w:t xml:space="preserve">Clinical Specialty (e.g., Radiology, Surgery, Pathology, Oncology):</w:t>
-      </w:r>
-    </w:p>
-    <w:p>
-      <w:pPr>
-        <w:spacing w:after="240" w:before="240" w:lineRule="auto"/>
-        <w:rPr>
-          <w:i w:val="1"/>
-          <w:iCs w:val="1"/>
-        </w:rPr>
-      </w:pPr>
-      <w:r>
-        <w:rPr>
-          <w:b w:val="1"/>
-          <w:bCs w:val="1"/>
-          <w:rtl w:val="0"/>
-        </w:rPr>
-        <w:t xml:space="preserve">Keywords (3–5):</w:t>
-      </w:r>
-      <w:r>
-        <w:rPr>
-          <w:rtl w:val="0"/>
-        </w:rPr>
+        </w:rPr>
+        <w:lastRenderedPageBreak/>
+        <w:t>Project Title</w:t>
+      </w:r>
+    </w:p>
+    <w:p>
+      <w:pPr>
+        <w:spacing w:before="240" w:after="240"/>
+        <w:rPr>
+          <w:b/>
+          <w:bCs/>
+        </w:rPr>
+      </w:pPr>
+      <w:r>
+        <w:rPr>
+          <w:b/>
+          <w:bCs/>
+        </w:rPr>
+        <w:t>Project Title:</w:t>
+      </w:r>
+    </w:p>
+    <w:p>
+      <w:pPr>
+        <w:spacing w:before="240" w:after="240"/>
+        <w:rPr>
+          <w:b/>
+          <w:bCs/>
+        </w:rPr>
+      </w:pPr>
+      <w:r>
+        <w:rPr>
+          <w:b/>
+          <w:bCs/>
+        </w:rPr>
+        <w:t>Clinical Specialty (e.g., Radiology, Surgery, Pathology, Oncology):</w:t>
+      </w:r>
+    </w:p>
+    <w:p>
+      <w:pPr>
+        <w:spacing w:before="240" w:after="240"/>
+        <w:rPr>
+          <w:i/>
+          <w:iCs/>
+        </w:rPr>
+      </w:pPr>
+      <w:r>
+        <w:rPr>
+          <w:b/>
+          <w:bCs/>
+        </w:rPr>
+        <w:t>Keywords (3–5):</w:t>
+      </w:r>
+      <w:r>
         <w:t xml:space="preserve"> </w:t>
       </w:r>
       <w:r>
         <w:rPr>
-          <w:i w:val="1"/>
-          <w:iCs w:val="1"/>
-          <w:rtl w:val="0"/>
-        </w:rPr>
-        <w:t xml:space="preserve">Provide 3–5 keywords describing the clinical domain, AI methodology, and/or data modality (e.g., colorectal surgery, multimodal learning, electronic health records, foundation models, clinical decision support).</w:t>
-      </w:r>
-    </w:p>
-    <w:p>
-      <w:pPr>
-        <w:spacing w:after="240" w:before="240" w:lineRule="auto"/>
-        <w:rPr/>
-      </w:pPr>
-      <w:r>
-        <w:pict>
-          <v:rect style="width:0.0pt;height:1.5pt" o:hr="t" o:hrstd="t" o:hralign="center" fillcolor="#A0A0A0" stroked="f"/>
+          <w:i/>
+          <w:iCs/>
+        </w:rPr>
+        <w:t>Provide 3–5 keywords describing the clinical domain, AI methodology, and/or data modality (e.g., colorectal surgery, multimodal learning, electronic health records, foundation models, clinical decision support).</w:t>
+      </w:r>
+    </w:p>
+    <w:p>
+      <w:pPr>
+        <w:spacing w:before="240" w:after="240"/>
+      </w:pPr>
+      <w:r>
+        <w:rPr>
+          <w:noProof/>
+        </w:rPr>
+      </w:r>
+      <w:r>
+        <w:pict w14:anchorId="7D780E69">
+          <v:rect id="Horizontal Line 2" o:spid="_x0000_s1030" style="width:468pt;height:1.1pt;visibility:visible;mso-wrap-style:square;mso-left-percent:-10001;mso-top-percent:-10001;mso-position-horizontal:absolute;mso-position-horizontal-relative:char;mso-position-vertical:absolute;mso-position-vertical-relative:line;mso-left-percent:-10001;mso-top-percent:-10001;v-text-anchor:top" o:gfxdata="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" filled="f">
+            <o:lock v:ext="edit" rotation="t" aspectratio="t" verticies="t" text="t" shapetype="t"/>
+            <w10:anchorlock/>
+          </v:rect>
         </w:pict>
-      </w:r>
-      <w:r>
-        <w:rPr>
-          <w:rtl w:val="0"/>
-        </w:rPr>
       </w:r>
     </w:p>
     <w:p>
@@ -570,54 +463,48 @@
         <w:pStyle w:val="Heading2"/>
         <w:keepNext w:val="0"/>
         <w:keepLines w:val="0"/>
-        <w:spacing w:after="80" w:lineRule="auto"/>
-        <w:rPr>
-          <w:b w:val="1"/>
-          <w:bCs w:val="1"/>
+        <w:spacing w:after="80"/>
+        <w:rPr>
+          <w:b/>
+          <w:bCs/>
           <w:sz w:val="34"/>
           <w:szCs w:val="34"/>
         </w:rPr>
       </w:pPr>
-      <w:bookmarkStart w:colFirst="0" w:colLast="0" w:name="_3xn8mxf9ep0y" w:id="6"/>
+      <w:bookmarkStart w:id="6" w:name="_3xn8mxf9ep0y" w:colFirst="0" w:colLast="0"/>
       <w:bookmarkEnd w:id="6"/>
       <w:r>
         <w:rPr>
-          <w:b w:val="1"/>
-          <w:bCs w:val="1"/>
+          <w:b/>
+          <w:bCs/>
           <w:sz w:val="34"/>
           <w:szCs w:val="34"/>
-          <w:rtl w:val="0"/>
-        </w:rPr>
-        <w:t xml:space="preserve">1. Unmet Clinical Need &amp; Clinical Impact (150–200 words)</w:t>
-      </w:r>
-    </w:p>
-    <w:p>
-      <w:pPr>
-        <w:spacing w:after="240" w:before="240" w:lineRule="auto"/>
-        <w:rPr>
-          <w:b w:val="1"/>
-          <w:bCs w:val="1"/>
-        </w:rPr>
-      </w:pPr>
-      <w:r>
-        <w:rPr>
-          <w:b w:val="1"/>
-          <w:bCs w:val="1"/>
-          <w:rtl w:val="0"/>
-        </w:rPr>
-        <w:t xml:space="preserve">Describe the clinical problem you would like to solve.</w:t>
-      </w:r>
-    </w:p>
-    <w:p>
-      <w:pPr>
-        <w:spacing w:after="240" w:before="240" w:lineRule="auto"/>
-        <w:rPr/>
-      </w:pPr>
-      <w:r>
-        <w:rPr>
-          <w:rtl w:val="0"/>
-        </w:rPr>
-        <w:t xml:space="preserve">Please address:</w:t>
+        </w:rPr>
+        <w:t>1. Unmet Clinical Need &amp; Clinical Impact (150–200 words)</w:t>
+      </w:r>
+    </w:p>
+    <w:p>
+      <w:pPr>
+        <w:spacing w:before="240" w:after="240"/>
+        <w:rPr>
+          <w:b/>
+          <w:bCs/>
+        </w:rPr>
+      </w:pPr>
+      <w:r>
+        <w:rPr>
+          <w:b/>
+          <w:bCs/>
+        </w:rPr>
+        <w:t>Describe the clinical problem you would like to solve.</w:t>
+      </w:r>
+    </w:p>
+    <w:p>
+      <w:pPr>
+        <w:spacing w:before="240" w:after="240"/>
+      </w:pPr>
+      <w:r>
+        <w:t>Please address:</w:t>
       </w:r>
     </w:p>
     <w:p>
@@ -626,14 +513,10 @@
           <w:ilvl w:val="0"/>
           <w:numId w:val="5"/>
         </w:numPr>
-        <w:spacing w:after="0" w:afterAutospacing="0" w:before="240" w:lineRule="auto"/>
-        <w:ind w:left="720" w:hanging="360"/>
-      </w:pPr>
-      <w:r>
-        <w:rPr>
-          <w:rtl w:val="0"/>
-        </w:rPr>
-        <w:t xml:space="preserve">Medical specialty and clinical setting</w:t>
+        <w:spacing w:before="240"/>
+      </w:pPr>
+      <w:r>
+        <w:t>Medical specialty and clinical setting</w:t>
       </w:r>
     </w:p>
     <w:p>
@@ -642,14 +525,9 @@
           <w:ilvl w:val="0"/>
           <w:numId w:val="5"/>
         </w:numPr>
-        <w:spacing w:after="0" w:afterAutospacing="0" w:before="0" w:beforeAutospacing="0" w:lineRule="auto"/>
-        <w:ind w:left="720" w:hanging="360"/>
-      </w:pPr>
-      <w:r>
-        <w:rPr>
-          <w:rtl w:val="0"/>
-        </w:rPr>
-        <w:t xml:space="preserve">Target patient population</w:t>
+      </w:pPr>
+      <w:r>
+        <w:t>Target patient population</w:t>
       </w:r>
     </w:p>
     <w:p>
@@ -658,14 +536,9 @@
           <w:ilvl w:val="0"/>
           <w:numId w:val="5"/>
         </w:numPr>
-        <w:spacing w:after="0" w:afterAutospacing="0" w:before="0" w:beforeAutospacing="0" w:lineRule="auto"/>
-        <w:ind w:left="720" w:hanging="360"/>
-      </w:pPr>
-      <w:r>
-        <w:rPr>
-          <w:rtl w:val="0"/>
-        </w:rPr>
-        <w:t xml:space="preserve">The current clinical bottleneck or unmet need</w:t>
+      </w:pPr>
+      <w:r>
+        <w:t>The current clinical bottleneck or unmet need</w:t>
       </w:r>
     </w:p>
     <w:p>
@@ -674,14 +547,9 @@
           <w:ilvl w:val="0"/>
           <w:numId w:val="5"/>
         </w:numPr>
-        <w:spacing w:after="0" w:afterAutospacing="0" w:before="0" w:beforeAutospacing="0" w:lineRule="auto"/>
-        <w:ind w:left="720" w:hanging="360"/>
-      </w:pPr>
-      <w:r>
-        <w:rPr>
-          <w:rtl w:val="0"/>
-        </w:rPr>
-        <w:t xml:space="preserve">Why this problem matters for patients and healthcare systems</w:t>
+      </w:pPr>
+      <w:r>
+        <w:t>Why this problem matters for patients and healthcare systems</w:t>
       </w:r>
     </w:p>
     <w:p>
@@ -690,14 +558,9 @@
           <w:ilvl w:val="0"/>
           <w:numId w:val="5"/>
         </w:numPr>
-        <w:spacing w:after="0" w:afterAutospacing="0" w:before="0" w:beforeAutospacing="0" w:lineRule="auto"/>
-        <w:ind w:left="720" w:hanging="360"/>
-      </w:pPr>
-      <w:r>
-        <w:rPr>
-          <w:rtl w:val="0"/>
-        </w:rPr>
-        <w:t xml:space="preserve">Estimated prevalence or disease burden (if known)</w:t>
+      </w:pPr>
+      <w:r>
+        <w:t>Estimated prevalence or disease burden (if known)</w:t>
       </w:r>
     </w:p>
     <w:p>
@@ -706,30 +569,28 @@
           <w:ilvl w:val="0"/>
           <w:numId w:val="5"/>
         </w:numPr>
-        <w:spacing w:after="240" w:before="0" w:beforeAutospacing="0" w:lineRule="auto"/>
-        <w:ind w:left="720" w:hanging="360"/>
-      </w:pPr>
-      <w:r>
-        <w:rPr>
-          <w:rtl w:val="0"/>
-        </w:rPr>
-        <w:t xml:space="preserve">How success would be measured if this problem were solved</w:t>
-      </w:r>
-    </w:p>
-    <w:p>
-      <w:pPr>
-        <w:spacing w:after="240" w:before="240" w:lineRule="auto"/>
-        <w:rPr/>
-      </w:pPr>
-      <w:r>
-        <w:pict>
-          <v:rect style="width:0.0pt;height:1.5pt" o:hr="t" o:hrstd="t" o:hralign="center" fillcolor="#A0A0A0" stroked="f"/>
+        <w:spacing w:after="240"/>
+      </w:pPr>
+      <w:r>
+        <w:t>How success would be measured if this problem were solved</w:t>
+      </w:r>
+    </w:p>
+    <w:p>
+      <w:pPr>
+        <w:spacing w:before="240" w:after="240"/>
+      </w:pPr>
+      <w:r>
+        <w:rPr>
+          <w:noProof/>
+        </w:rPr>
+      </w:r>
+      <w:r>
+        <w:pict w14:anchorId="37CFC770">
+          <v:rect id="Horizontal Line 3" o:spid="_x0000_s1029" style="width:468pt;height:1.1pt;visibility:visible;mso-wrap-style:square;mso-left-percent:-10001;mso-top-percent:-10001;mso-position-horizontal:absolute;mso-position-horizontal-relative:char;mso-position-vertical:absolute;mso-position-vertical-relative:line;mso-left-percent:-10001;mso-top-percent:-10001;v-text-anchor:top" o:gfxdata="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" filled="f">
+            <o:lock v:ext="edit" rotation="t" aspectratio="t" verticies="t" text="t" shapetype="t"/>
+            <w10:anchorlock/>
+          </v:rect>
         </w:pict>
-      </w:r>
-      <w:r>
-        <w:rPr>
-          <w:rtl w:val="0"/>
-        </w:rPr>
       </w:r>
     </w:p>
     <w:p>
@@ -737,54 +598,48 @@
         <w:pStyle w:val="Heading2"/>
         <w:keepNext w:val="0"/>
         <w:keepLines w:val="0"/>
-        <w:spacing w:after="80" w:lineRule="auto"/>
-        <w:rPr>
-          <w:b w:val="1"/>
-          <w:bCs w:val="1"/>
+        <w:spacing w:after="80"/>
+        <w:rPr>
+          <w:b/>
+          <w:bCs/>
           <w:sz w:val="34"/>
           <w:szCs w:val="34"/>
         </w:rPr>
       </w:pPr>
-      <w:bookmarkStart w:colFirst="0" w:colLast="0" w:name="_2zz4rq1at9lk" w:id="7"/>
+      <w:bookmarkStart w:id="7" w:name="_2zz4rq1at9lk" w:colFirst="0" w:colLast="0"/>
       <w:bookmarkEnd w:id="7"/>
       <w:r>
         <w:rPr>
-          <w:b w:val="1"/>
-          <w:bCs w:val="1"/>
+          <w:b/>
+          <w:bCs/>
           <w:sz w:val="34"/>
           <w:szCs w:val="34"/>
-          <w:rtl w:val="0"/>
-        </w:rPr>
-        <w:t xml:space="preserve">2. Proposed AI Solution (100–150 words)</w:t>
-      </w:r>
-    </w:p>
-    <w:p>
-      <w:pPr>
-        <w:spacing w:after="240" w:before="240" w:lineRule="auto"/>
-        <w:rPr>
-          <w:b w:val="1"/>
-          <w:bCs w:val="1"/>
-        </w:rPr>
-      </w:pPr>
-      <w:r>
-        <w:rPr>
-          <w:b w:val="1"/>
-          <w:bCs w:val="1"/>
-          <w:rtl w:val="0"/>
-        </w:rPr>
-        <w:t xml:space="preserve">Describe how artificial intelligence or machine learning could address this clinical need.</w:t>
-      </w:r>
-    </w:p>
-    <w:p>
-      <w:pPr>
-        <w:spacing w:after="240" w:before="240" w:lineRule="auto"/>
-        <w:rPr/>
-      </w:pPr>
-      <w:r>
-        <w:rPr>
-          <w:rtl w:val="0"/>
-        </w:rPr>
-        <w:t xml:space="preserve">Please include:</w:t>
+        </w:rPr>
+        <w:t>2. Proposed AI Solution (100–150 words)</w:t>
+      </w:r>
+    </w:p>
+    <w:p>
+      <w:pPr>
+        <w:spacing w:before="240" w:after="240"/>
+        <w:rPr>
+          <w:b/>
+          <w:bCs/>
+        </w:rPr>
+      </w:pPr>
+      <w:r>
+        <w:rPr>
+          <w:b/>
+          <w:bCs/>
+        </w:rPr>
+        <w:t>Describe how artificial intelligence or machine learning could address this clinical need.</w:t>
+      </w:r>
+    </w:p>
+    <w:p>
+      <w:pPr>
+        <w:spacing w:before="240" w:after="240"/>
+      </w:pPr>
+      <w:r>
+        <w:t>Please include:</w:t>
       </w:r>
     </w:p>
     <w:p>
@@ -793,14 +648,10 @@
           <w:ilvl w:val="0"/>
           <w:numId w:val="1"/>
         </w:numPr>
-        <w:spacing w:after="0" w:afterAutospacing="0" w:before="240" w:lineRule="auto"/>
-        <w:ind w:left="720" w:hanging="360"/>
-      </w:pPr>
-      <w:r>
-        <w:rPr>
-          <w:rtl w:val="0"/>
-        </w:rPr>
-        <w:t xml:space="preserve">The proposed AI task (e.g., classification, prediction, segmentation, computer vision, natural language processing, multimodal AI, foundation models, agentic AI)</w:t>
+        <w:spacing w:before="240"/>
+      </w:pPr>
+      <w:r>
+        <w:t>The proposed AI task (e.g., classification, prediction, segmentation, computer vision, natural language processing, multimodal AI, foundation models, agentic AI)</w:t>
       </w:r>
     </w:p>
     <w:p>
@@ -809,14 +660,9 @@
           <w:ilvl w:val="0"/>
           <w:numId w:val="1"/>
         </w:numPr>
-        <w:spacing w:after="0" w:afterAutospacing="0" w:before="0" w:beforeAutospacing="0" w:lineRule="auto"/>
-        <w:ind w:left="720" w:hanging="360"/>
-      </w:pPr>
-      <w:r>
-        <w:rPr>
-          <w:rtl w:val="0"/>
-        </w:rPr>
-        <w:t xml:space="preserve">Model inputs</w:t>
+      </w:pPr>
+      <w:r>
+        <w:t>Model inputs</w:t>
       </w:r>
     </w:p>
     <w:p>
@@ -825,14 +671,9 @@
           <w:ilvl w:val="0"/>
           <w:numId w:val="1"/>
         </w:numPr>
-        <w:spacing w:after="0" w:afterAutospacing="0" w:before="0" w:beforeAutospacing="0" w:lineRule="auto"/>
-        <w:ind w:left="720" w:hanging="360"/>
-      </w:pPr>
-      <w:r>
-        <w:rPr>
-          <w:rtl w:val="0"/>
-        </w:rPr>
-        <w:t xml:space="preserve">Expected outputs</w:t>
+      </w:pPr>
+      <w:r>
+        <w:t>Expected outputs</w:t>
       </w:r>
     </w:p>
     <w:p>
@@ -841,14 +682,9 @@
           <w:ilvl w:val="0"/>
           <w:numId w:val="1"/>
         </w:numPr>
-        <w:spacing w:after="0" w:afterAutospacing="0" w:before="0" w:beforeAutospacing="0" w:lineRule="auto"/>
-        <w:ind w:left="720" w:hanging="360"/>
-      </w:pPr>
-      <w:r>
-        <w:rPr>
-          <w:rtl w:val="0"/>
-        </w:rPr>
-        <w:t xml:space="preserve">Why AI is an appropriate solution</w:t>
+      </w:pPr>
+      <w:r>
+        <w:t>Why AI is an appropriate solution</w:t>
       </w:r>
     </w:p>
     <w:p>
@@ -857,30 +693,28 @@
           <w:ilvl w:val="0"/>
           <w:numId w:val="1"/>
         </w:numPr>
-        <w:spacing w:after="240" w:before="0" w:beforeAutospacing="0" w:lineRule="auto"/>
-        <w:ind w:left="720" w:hanging="360"/>
-      </w:pPr>
-      <w:r>
-        <w:rPr>
-          <w:rtl w:val="0"/>
-        </w:rPr>
-        <w:t xml:space="preserve">Expected benefits compared with current practice</w:t>
-      </w:r>
-    </w:p>
-    <w:p>
-      <w:pPr>
-        <w:spacing w:after="240" w:before="240" w:lineRule="auto"/>
-        <w:rPr/>
-      </w:pPr>
-      <w:r>
-        <w:pict>
-          <v:rect style="width:0.0pt;height:1.5pt" o:hr="t" o:hrstd="t" o:hralign="center" fillcolor="#A0A0A0" stroked="f"/>
+        <w:spacing w:after="240"/>
+      </w:pPr>
+      <w:r>
+        <w:t>Expected benefits compared with current practice</w:t>
+      </w:r>
+    </w:p>
+    <w:p>
+      <w:pPr>
+        <w:spacing w:before="240" w:after="240"/>
+      </w:pPr>
+      <w:r>
+        <w:rPr>
+          <w:noProof/>
+        </w:rPr>
+      </w:r>
+      <w:r>
+        <w:pict w14:anchorId="13698A7E">
+          <v:rect id="Horizontal Line 4" o:spid="_x0000_s1028" style="width:468pt;height:1.1pt;visibility:visible;mso-wrap-style:square;mso-left-percent:-10001;mso-top-percent:-10001;mso-position-horizontal:absolute;mso-position-horizontal-relative:char;mso-position-vertical:absolute;mso-position-vertical-relative:line;mso-left-percent:-10001;mso-top-percent:-10001;v-text-anchor:top" o:gfxdata="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" filled="f">
+            <o:lock v:ext="edit" rotation="t" aspectratio="t" verticies="t" text="t" shapetype="t"/>
+            <w10:anchorlock/>
+          </v:rect>
         </w:pict>
-      </w:r>
-      <w:r>
-        <w:rPr>
-          <w:rtl w:val="0"/>
-        </w:rPr>
       </w:r>
     </w:p>
     <w:p>
@@ -888,54 +722,49 @@
         <w:pStyle w:val="Heading2"/>
         <w:keepNext w:val="0"/>
         <w:keepLines w:val="0"/>
-        <w:spacing w:after="80" w:lineRule="auto"/>
-        <w:rPr>
-          <w:b w:val="1"/>
-          <w:bCs w:val="1"/>
+        <w:spacing w:after="80"/>
+        <w:rPr>
+          <w:b/>
+          <w:bCs/>
           <w:sz w:val="34"/>
           <w:szCs w:val="34"/>
         </w:rPr>
       </w:pPr>
-      <w:bookmarkStart w:colFirst="0" w:colLast="0" w:name="_i6igwlc70bha" w:id="8"/>
+      <w:bookmarkStart w:id="8" w:name="_i6igwlc70bha" w:colFirst="0" w:colLast="0"/>
       <w:bookmarkEnd w:id="8"/>
       <w:r>
         <w:rPr>
-          <w:b w:val="1"/>
-          <w:bCs w:val="1"/>
+          <w:b/>
+          <w:bCs/>
           <w:sz w:val="34"/>
           <w:szCs w:val="34"/>
-          <w:rtl w:val="0"/>
-        </w:rPr>
-        <w:t xml:space="preserve">3. Training Data (100–150 words)</w:t>
-      </w:r>
-    </w:p>
-    <w:p>
-      <w:pPr>
-        <w:spacing w:after="240" w:before="240" w:lineRule="auto"/>
-        <w:rPr>
-          <w:b w:val="1"/>
-          <w:bCs w:val="1"/>
-        </w:rPr>
-      </w:pPr>
-      <w:r>
-        <w:rPr>
-          <w:b w:val="1"/>
-          <w:bCs w:val="1"/>
-          <w:rtl w:val="0"/>
-        </w:rPr>
-        <w:t xml:space="preserve">Describe the data available for model development.</w:t>
-      </w:r>
-    </w:p>
-    <w:p>
-      <w:pPr>
-        <w:spacing w:after="240" w:before="240" w:lineRule="auto"/>
-        <w:rPr/>
-      </w:pPr>
-      <w:r>
-        <w:rPr>
-          <w:rtl w:val="0"/>
-        </w:rPr>
-        <w:t xml:space="preserve">Please include:</w:t>
+        </w:rPr>
+        <w:t>3. Training Data (100–150 words)</w:t>
+      </w:r>
+    </w:p>
+    <w:p>
+      <w:pPr>
+        <w:spacing w:before="240" w:after="240"/>
+        <w:rPr>
+          <w:b/>
+          <w:bCs/>
+        </w:rPr>
+      </w:pPr>
+      <w:r>
+        <w:rPr>
+          <w:b/>
+          <w:bCs/>
+        </w:rPr>
+        <w:lastRenderedPageBreak/>
+        <w:t>Describe the data available for model development.</w:t>
+      </w:r>
+    </w:p>
+    <w:p>
+      <w:pPr>
+        <w:spacing w:before="240" w:after="240"/>
+      </w:pPr>
+      <w:r>
+        <w:t>Please include:</w:t>
       </w:r>
     </w:p>
     <w:p>
@@ -944,14 +773,10 @@
           <w:ilvl w:val="0"/>
           <w:numId w:val="6"/>
         </w:numPr>
-        <w:spacing w:after="0" w:afterAutospacing="0" w:before="240" w:lineRule="auto"/>
-        <w:ind w:left="720" w:hanging="360"/>
-      </w:pPr>
-      <w:r>
-        <w:rPr>
-          <w:rtl w:val="0"/>
-        </w:rPr>
-        <w:t xml:space="preserve">Relevant publicly available datasets</w:t>
+        <w:spacing w:before="240"/>
+      </w:pPr>
+      <w:r>
+        <w:t>Relevant publicly available datasets</w:t>
       </w:r>
     </w:p>
     <w:p>
@@ -960,27 +785,18 @@
           <w:ilvl w:val="0"/>
           <w:numId w:val="6"/>
         </w:numPr>
-        <w:spacing w:after="0" w:afterAutospacing="0" w:before="0" w:beforeAutospacing="0" w:lineRule="auto"/>
-        <w:ind w:left="720" w:hanging="360"/>
-      </w:pPr>
-      <w:r>
-        <w:rPr>
-          <w:rtl w:val="0"/>
-        </w:rPr>
+      </w:pPr>
+      <w:r>
         <w:t xml:space="preserve">Any non-public datasets described in </w:t>
       </w:r>
       <w:r>
         <w:rPr>
-          <w:b w:val="1"/>
-          <w:bCs w:val="1"/>
-          <w:rtl w:val="0"/>
-        </w:rPr>
-        <w:t xml:space="preserve">general terms only</w:t>
-      </w:r>
-      <w:r>
-        <w:rPr>
-          <w:rtl w:val="0"/>
-        </w:rPr>
+          <w:b/>
+          <w:bCs/>
+        </w:rPr>
+        <w:t>general terms only</w:t>
+      </w:r>
+      <w:r>
         <w:t xml:space="preserve"> (e.g., "a retrospective cohort of approximately 2,500 patients from a tertiary referral centre")</w:t>
       </w:r>
     </w:p>
@@ -990,14 +806,9 @@
           <w:ilvl w:val="0"/>
           <w:numId w:val="6"/>
         </w:numPr>
-        <w:spacing w:after="0" w:afterAutospacing="0" w:before="0" w:beforeAutospacing="0" w:lineRule="auto"/>
-        <w:ind w:left="720" w:hanging="360"/>
-      </w:pPr>
-      <w:r>
-        <w:rPr>
-          <w:rtl w:val="0"/>
-        </w:rPr>
-        <w:t xml:space="preserve">Data modality (e.g., imaging, electronic health records, pathology, genomics, laboratory data, text, video, wearable devices)</w:t>
+      </w:pPr>
+      <w:r>
+        <w:t>Data modality (e.g., imaging, electronic health records, pathology, genomics, laboratory data, text, video, wearable devices)</w:t>
       </w:r>
     </w:p>
     <w:p>
@@ -1006,14 +817,9 @@
           <w:ilvl w:val="0"/>
           <w:numId w:val="6"/>
         </w:numPr>
-        <w:spacing w:after="0" w:afterAutospacing="0" w:before="0" w:beforeAutospacing="0" w:lineRule="auto"/>
-        <w:ind w:left="720" w:hanging="360"/>
-      </w:pPr>
-      <w:r>
-        <w:rPr>
-          <w:rtl w:val="0"/>
-        </w:rPr>
-        <w:t xml:space="preserve">Availability of annotations or ground-truth labels</w:t>
+      </w:pPr>
+      <w:r>
+        <w:t>Availability of annotations or ground-truth labels</w:t>
       </w:r>
     </w:p>
     <w:p>
@@ -1022,47 +828,44 @@
           <w:ilvl w:val="0"/>
           <w:numId w:val="6"/>
         </w:numPr>
-        <w:spacing w:after="240" w:before="0" w:beforeAutospacing="0" w:lineRule="auto"/>
-        <w:ind w:left="720" w:hanging="360"/>
-      </w:pPr>
-      <w:r>
-        <w:rPr>
-          <w:rtl w:val="0"/>
-        </w:rPr>
-        <w:t xml:space="preserve">Anticipated challenges (e.g., missing data, class imbalance, limited annotations, heterogeneous data)</w:t>
-      </w:r>
-    </w:p>
-    <w:p>
-      <w:pPr>
-        <w:spacing w:after="240" w:before="240" w:lineRule="auto"/>
-        <w:rPr>
-          <w:b w:val="1"/>
-          <w:bCs w:val="1"/>
-        </w:rPr>
-      </w:pPr>
-      <w:r>
-        <w:rPr>
-          <w:b w:val="1"/>
-          <w:bCs w:val="1"/>
-          <w:rtl w:val="0"/>
-        </w:rPr>
-        <w:t xml:space="preserve">Do not include information that could identify your institution or collaborators.</w:t>
-      </w:r>
-    </w:p>
-    <w:p>
-      <w:pPr>
-        <w:spacing w:after="240" w:before="240" w:lineRule="auto"/>
-        <w:rPr/>
-      </w:pPr>
-      <w:r>
-        <w:pict>
-          <v:rect style="width:0.0pt;height:1.5pt" o:hr="t" o:hrstd="t" o:hralign="center" fillcolor="#A0A0A0" stroked="f"/>
+        <w:spacing w:after="240"/>
+      </w:pPr>
+      <w:r>
+        <w:t>Anticipated challenges (e.g., missing data, class imbalance, limited annotations, heterogeneous data)</w:t>
+      </w:r>
+    </w:p>
+    <w:p>
+      <w:pPr>
+        <w:spacing w:before="240" w:after="240"/>
+        <w:rPr>
+          <w:b/>
+          <w:bCs/>
+        </w:rPr>
+      </w:pPr>
+      <w:r>
+        <w:rPr>
+          <w:b/>
+          <w:bCs/>
+        </w:rPr>
+        <w:t>Do not include information that could identify your institution or collaborators.</w:t>
+      </w:r>
+    </w:p>
+    <w:p>
+      <w:pPr>
+        <w:spacing w:before="240" w:after="240"/>
+      </w:pPr>
+      <w:r>
+        <w:rPr>
+          <w:noProof/>
+        </w:rPr>
+      </w:r>
+      <w:r>
+        <w:pict w14:anchorId="35A31477">
+          <v:rect id="Horizontal Line 5" o:spid="_x0000_s1027" style="width:468pt;height:1.1pt;visibility:visible;mso-wrap-style:square;mso-left-percent:-10001;mso-top-percent:-10001;mso-position-horizontal:absolute;mso-position-horizontal-relative:char;mso-position-vertical:absolute;mso-position-vertical-relative:line;mso-left-percent:-10001;mso-top-percent:-10001;v-text-anchor:top" o:gfxdata="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" filled="f">
+            <o:lock v:ext="edit" rotation="t" aspectratio="t" verticies="t" text="t" shapetype="t"/>
+            <w10:anchorlock/>
+          </v:rect>
         </w:pict>
-      </w:r>
-      <w:r>
-        <w:rPr>
-          <w:rtl w:val="0"/>
-        </w:rPr>
       </w:r>
     </w:p>
     <w:p>
@@ -1070,54 +873,48 @@
         <w:pStyle w:val="Heading2"/>
         <w:keepNext w:val="0"/>
         <w:keepLines w:val="0"/>
-        <w:spacing w:after="80" w:lineRule="auto"/>
-        <w:rPr>
-          <w:b w:val="1"/>
-          <w:bCs w:val="1"/>
+        <w:spacing w:after="80"/>
+        <w:rPr>
+          <w:b/>
+          <w:bCs/>
           <w:sz w:val="34"/>
           <w:szCs w:val="34"/>
         </w:rPr>
       </w:pPr>
-      <w:bookmarkStart w:colFirst="0" w:colLast="0" w:name="_48nbox3ywun" w:id="9"/>
+      <w:bookmarkStart w:id="9" w:name="_48nbox3ywun" w:colFirst="0" w:colLast="0"/>
       <w:bookmarkEnd w:id="9"/>
       <w:r>
         <w:rPr>
-          <w:b w:val="1"/>
-          <w:bCs w:val="1"/>
+          <w:b/>
+          <w:bCs/>
           <w:sz w:val="34"/>
           <w:szCs w:val="34"/>
-          <w:rtl w:val="0"/>
-        </w:rPr>
-        <w:t xml:space="preserve">4. External Validation &amp; Feasibility (100–150 words)</w:t>
-      </w:r>
-    </w:p>
-    <w:p>
-      <w:pPr>
-        <w:spacing w:after="240" w:before="240" w:lineRule="auto"/>
-        <w:rPr>
-          <w:b w:val="1"/>
-          <w:bCs w:val="1"/>
-        </w:rPr>
-      </w:pPr>
-      <w:r>
-        <w:rPr>
-          <w:b w:val="1"/>
-          <w:bCs w:val="1"/>
-          <w:rtl w:val="0"/>
-        </w:rPr>
-        <w:t xml:space="preserve">Describe how the proposed model could be externally validated.</w:t>
-      </w:r>
-    </w:p>
-    <w:p>
-      <w:pPr>
-        <w:spacing w:after="240" w:before="240" w:lineRule="auto"/>
-        <w:rPr/>
-      </w:pPr>
-      <w:r>
-        <w:rPr>
-          <w:rtl w:val="0"/>
-        </w:rPr>
-        <w:t xml:space="preserve">Please include:</w:t>
+        </w:rPr>
+        <w:t>4. External Validation &amp; Feasibility (100–150 words)</w:t>
+      </w:r>
+    </w:p>
+    <w:p>
+      <w:pPr>
+        <w:spacing w:before="240" w:after="240"/>
+        <w:rPr>
+          <w:b/>
+          <w:bCs/>
+        </w:rPr>
+      </w:pPr>
+      <w:r>
+        <w:rPr>
+          <w:b/>
+          <w:bCs/>
+        </w:rPr>
+        <w:t>Describe how the proposed model could be externally validated.</w:t>
+      </w:r>
+    </w:p>
+    <w:p>
+      <w:pPr>
+        <w:spacing w:before="240" w:after="240"/>
+      </w:pPr>
+      <w:r>
+        <w:t>Please include:</w:t>
       </w:r>
     </w:p>
     <w:p>
@@ -1126,14 +923,10 @@
           <w:ilvl w:val="0"/>
           <w:numId w:val="4"/>
         </w:numPr>
-        <w:spacing w:after="0" w:afterAutospacing="0" w:before="240" w:lineRule="auto"/>
-        <w:ind w:left="720" w:hanging="360"/>
-      </w:pPr>
-      <w:r>
-        <w:rPr>
-          <w:rtl w:val="0"/>
-        </w:rPr>
-        <w:t xml:space="preserve">Potential external validation cohorts described generically (e.g., "two academic hospitals in Western Europe")</w:t>
+        <w:spacing w:before="240"/>
+      </w:pPr>
+      <w:r>
+        <w:t>Potential external validation cohorts described generically (e.g., "two academic hospitals in Western Europe")</w:t>
       </w:r>
     </w:p>
     <w:p>
@@ -1142,14 +935,9 @@
           <w:ilvl w:val="0"/>
           <w:numId w:val="4"/>
         </w:numPr>
-        <w:spacing w:after="0" w:afterAutospacing="0" w:before="0" w:beforeAutospacing="0" w:lineRule="auto"/>
-        <w:ind w:left="720" w:hanging="360"/>
-      </w:pPr>
-      <w:r>
-        <w:rPr>
-          <w:rtl w:val="0"/>
-        </w:rPr>
-        <w:t xml:space="preserve">Privacy, governance, or regulatory considerations (e.g., GDPR, ethics approval, data-sharing agreements)</w:t>
+      </w:pPr>
+      <w:r>
+        <w:t>Privacy, governance, or regulatory considerations (e.g., GDPR, ethics approval, data-sharing agreements)</w:t>
       </w:r>
     </w:p>
     <w:p>
@@ -1158,14 +946,9 @@
           <w:ilvl w:val="0"/>
           <w:numId w:val="4"/>
         </w:numPr>
-        <w:spacing w:after="0" w:afterAutospacing="0" w:before="0" w:beforeAutospacing="0" w:lineRule="auto"/>
-        <w:ind w:left="720" w:hanging="360"/>
-      </w:pPr>
-      <w:r>
-        <w:rPr>
-          <w:rtl w:val="0"/>
-        </w:rPr>
-        <w:t xml:space="preserve">Potential approaches to overcome these barriers (e.g., federated learning, secure research environments, pseudonymization, synthetic data, model-to-data evaluation)</w:t>
+      </w:pPr>
+      <w:r>
+        <w:t>Potential approaches to overcome these barriers (e.g., federated learning, secure research environments, pseudonymization, synthetic data, model-to-data evaluation)</w:t>
       </w:r>
     </w:p>
     <w:p>
@@ -1174,47 +957,44 @@
           <w:ilvl w:val="0"/>
           <w:numId w:val="4"/>
         </w:numPr>
-        <w:spacing w:after="240" w:before="0" w:beforeAutospacing="0" w:lineRule="auto"/>
-        <w:ind w:left="720" w:hanging="360"/>
-      </w:pPr>
-      <w:r>
-        <w:rPr>
-          <w:rtl w:val="0"/>
-        </w:rPr>
-        <w:t xml:space="preserve">Overall feasibility of a multi-centre validation study</w:t>
-      </w:r>
-    </w:p>
-    <w:p>
-      <w:pPr>
-        <w:spacing w:after="240" w:before="240" w:lineRule="auto"/>
-        <w:rPr>
-          <w:b w:val="1"/>
-          <w:bCs w:val="1"/>
-        </w:rPr>
-      </w:pPr>
-      <w:r>
-        <w:rPr>
-          <w:b w:val="1"/>
-          <w:bCs w:val="1"/>
-          <w:rtl w:val="0"/>
-        </w:rPr>
-        <w:t xml:space="preserve">Do not identify collaborating institutions by name.</w:t>
-      </w:r>
-    </w:p>
-    <w:p>
-      <w:pPr>
-        <w:spacing w:after="240" w:before="240" w:lineRule="auto"/>
-        <w:rPr/>
-      </w:pPr>
-      <w:r>
-        <w:pict>
-          <v:rect style="width:0.0pt;height:1.5pt" o:hr="t" o:hrstd="t" o:hralign="center" fillcolor="#A0A0A0" stroked="f"/>
+        <w:spacing w:after="240"/>
+      </w:pPr>
+      <w:r>
+        <w:t>Overall feasibility of a multi-centre validation study</w:t>
+      </w:r>
+    </w:p>
+    <w:p>
+      <w:pPr>
+        <w:spacing w:before="240" w:after="240"/>
+        <w:rPr>
+          <w:b/>
+          <w:bCs/>
+        </w:rPr>
+      </w:pPr>
+      <w:r>
+        <w:rPr>
+          <w:b/>
+          <w:bCs/>
+        </w:rPr>
+        <w:t>Do not identify collaborating institutions by name.</w:t>
+      </w:r>
+    </w:p>
+    <w:p>
+      <w:pPr>
+        <w:spacing w:before="240" w:after="240"/>
+      </w:pPr>
+      <w:r>
+        <w:rPr>
+          <w:noProof/>
+        </w:rPr>
+      </w:r>
+      <w:r>
+        <w:pict w14:anchorId="06AA2186">
+          <v:rect id="Horizontal Line 6" o:spid="_x0000_s1026" style="width:468pt;height:1.1pt;visibility:visible;mso-wrap-style:square;mso-left-percent:-10001;mso-top-percent:-10001;mso-position-horizontal:absolute;mso-position-horizontal-relative:char;mso-position-vertical:absolute;mso-position-vertical-relative:line;mso-left-percent:-10001;mso-top-percent:-10001;v-text-anchor:top" o:gfxdata="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" filled="f">
+            <o:lock v:ext="edit" rotation="t" aspectratio="t" verticies="t" text="t" shapetype="t"/>
+            <w10:anchorlock/>
+          </v:rect>
         </w:pict>
-      </w:r>
-      <w:r>
-        <w:rPr>
-          <w:rtl w:val="0"/>
-        </w:rPr>
       </w:r>
     </w:p>
     <w:p>
@@ -1222,54 +1002,48 @@
         <w:pStyle w:val="Heading2"/>
         <w:keepNext w:val="0"/>
         <w:keepLines w:val="0"/>
-        <w:spacing w:after="80" w:lineRule="auto"/>
-        <w:rPr>
-          <w:b w:val="1"/>
-          <w:bCs w:val="1"/>
+        <w:spacing w:after="80"/>
+        <w:rPr>
+          <w:b/>
+          <w:bCs/>
           <w:sz w:val="34"/>
           <w:szCs w:val="34"/>
         </w:rPr>
       </w:pPr>
-      <w:bookmarkStart w:colFirst="0" w:colLast="0" w:name="_bvv3232kkcz8" w:id="10"/>
+      <w:bookmarkStart w:id="10" w:name="_bvv3232kkcz8" w:colFirst="0" w:colLast="0"/>
       <w:bookmarkEnd w:id="10"/>
       <w:r>
         <w:rPr>
-          <w:b w:val="1"/>
-          <w:bCs w:val="1"/>
+          <w:b/>
+          <w:bCs/>
           <w:sz w:val="34"/>
           <w:szCs w:val="34"/>
-          <w:rtl w:val="0"/>
-        </w:rPr>
-        <w:t xml:space="preserve">5. Clinical Integration (150–200 words)</w:t>
-      </w:r>
-    </w:p>
-    <w:p>
-      <w:pPr>
-        <w:spacing w:after="240" w:before="240" w:lineRule="auto"/>
-        <w:rPr>
-          <w:b w:val="1"/>
-          <w:bCs w:val="1"/>
-        </w:rPr>
-      </w:pPr>
-      <w:r>
-        <w:rPr>
-          <w:b w:val="1"/>
-          <w:bCs w:val="1"/>
-          <w:rtl w:val="0"/>
-        </w:rPr>
-        <w:t xml:space="preserve">Describe how the AI solution would fit into routine clinical practice.</w:t>
-      </w:r>
-    </w:p>
-    <w:p>
-      <w:pPr>
-        <w:spacing w:after="240" w:before="240" w:lineRule="auto"/>
-        <w:rPr/>
-      </w:pPr>
-      <w:r>
-        <w:rPr>
-          <w:rtl w:val="0"/>
-        </w:rPr>
-        <w:t xml:space="preserve">Please include:</w:t>
+        </w:rPr>
+        <w:t>5. Clinical Integration (150–200 words)</w:t>
+      </w:r>
+    </w:p>
+    <w:p>
+      <w:pPr>
+        <w:spacing w:before="240" w:after="240"/>
+        <w:rPr>
+          <w:b/>
+          <w:bCs/>
+        </w:rPr>
+      </w:pPr>
+      <w:r>
+        <w:rPr>
+          <w:b/>
+          <w:bCs/>
+        </w:rPr>
+        <w:t>Describe how the AI solution would fit into routine clinical practice.</w:t>
+      </w:r>
+    </w:p>
+    <w:p>
+      <w:pPr>
+        <w:spacing w:before="240" w:after="240"/>
+      </w:pPr>
+      <w:r>
+        <w:t>Please include:</w:t>
       </w:r>
     </w:p>
     <w:p>
@@ -1278,14 +1052,10 @@
           <w:ilvl w:val="0"/>
           <w:numId w:val="3"/>
         </w:numPr>
-        <w:spacing w:after="0" w:afterAutospacing="0" w:before="240" w:lineRule="auto"/>
-        <w:ind w:left="720" w:hanging="360"/>
-      </w:pPr>
-      <w:r>
-        <w:rPr>
-          <w:rtl w:val="0"/>
-        </w:rPr>
-        <w:t xml:space="preserve">Intended end users</w:t>
+        <w:spacing w:before="240"/>
+      </w:pPr>
+      <w:r>
+        <w:t>Intended end users</w:t>
       </w:r>
     </w:p>
     <w:p>
@@ -1294,14 +1064,9 @@
           <w:ilvl w:val="0"/>
           <w:numId w:val="3"/>
         </w:numPr>
-        <w:spacing w:after="0" w:afterAutospacing="0" w:before="0" w:beforeAutospacing="0" w:lineRule="auto"/>
-        <w:ind w:left="720" w:hanging="360"/>
-      </w:pPr>
-      <w:r>
-        <w:rPr>
-          <w:rtl w:val="0"/>
-        </w:rPr>
-        <w:t xml:space="preserve">Where the tool would be used within the clinical workflow</w:t>
+      </w:pPr>
+      <w:r>
+        <w:t>Where the tool would be used within the clinical workflow</w:t>
       </w:r>
     </w:p>
     <w:p>
@@ -1310,14 +1075,9 @@
           <w:ilvl w:val="0"/>
           <w:numId w:val="3"/>
         </w:numPr>
-        <w:spacing w:after="0" w:afterAutospacing="0" w:before="0" w:beforeAutospacing="0" w:lineRule="auto"/>
-        <w:ind w:left="720" w:hanging="360"/>
-      </w:pPr>
-      <w:r>
-        <w:rPr>
-          <w:rtl w:val="0"/>
-        </w:rPr>
-        <w:t xml:space="preserve">Integration with existing clinical systems (e.g., PACS, EHR, RIS)</w:t>
+      </w:pPr>
+      <w:r>
+        <w:t>Integration with existing clinical systems (e.g., PACS, EHR, RIS)</w:t>
       </w:r>
     </w:p>
     <w:p>
@@ -1326,14 +1086,9 @@
           <w:ilvl w:val="0"/>
           <w:numId w:val="3"/>
         </w:numPr>
-        <w:spacing w:after="0" w:afterAutospacing="0" w:before="0" w:beforeAutospacing="0" w:lineRule="auto"/>
-        <w:ind w:left="720" w:hanging="360"/>
-      </w:pPr>
-      <w:r>
-        <w:rPr>
-          <w:rtl w:val="0"/>
-        </w:rPr>
-        <w:t xml:space="preserve">Potential barriers to adoption</w:t>
+      </w:pPr>
+      <w:r>
+        <w:t>Potential barriers to adoption</w:t>
       </w:r>
     </w:p>
     <w:p>
@@ -1342,98 +1097,146 @@
           <w:ilvl w:val="0"/>
           <w:numId w:val="3"/>
         </w:numPr>
-        <w:spacing w:after="240" w:before="0" w:beforeAutospacing="0" w:lineRule="auto"/>
-        <w:ind w:left="720" w:hanging="360"/>
-      </w:pPr>
-      <w:r>
-        <w:rPr>
-          <w:rtl w:val="0"/>
-        </w:rPr>
-        <w:t xml:space="preserve">How clinical impact would be evaluated (e.g., improved diagnostic accuracy, reduced reporting time, improved patient outcomes, reduced costs)</w:t>
-      </w:r>
-    </w:p>
-    <w:p>
-      <w:pPr>
-        <w:rPr/>
-      </w:pPr>
-      <w:r>
-        <w:rPr>
-          <w:rtl w:val="0"/>
-        </w:rPr>
-      </w:r>
-    </w:p>
+        <w:spacing w:after="240"/>
+      </w:pPr>
+      <w:r>
+        <w:lastRenderedPageBreak/>
+        <w:t>How clinical impact would be evaluated (e.g., improved diagnostic accuracy, reduced reporting time, improved patient outcomes, reduced costs)</w:t>
+      </w:r>
+    </w:p>
+    <w:p/>
     <w:sectPr>
-      <w:pgSz w:h="15840" w:w="12240" w:orient="portrait"/>
-      <w:pgMar w:bottom="1440" w:top="1440" w:left="1440" w:right="1440" w:header="720" w:footer="720"/>
+      <w:headerReference w:type="even" r:id="rId7"/>
+      <w:headerReference w:type="default" r:id="rId8"/>
+      <w:footerReference w:type="even" r:id="rId9"/>
+      <w:footerReference w:type="default" r:id="rId10"/>
+      <w:headerReference w:type="first" r:id="rId11"/>
+      <w:footerReference w:type="first" r:id="rId12"/>
+      <w:pgSz w:w="12240" w:h="15840"/>
+      <w:pgMar w:top="1440" w:right="1440" w:bottom="1440" w:left="1440" w:header="720" w:footer="720" w:gutter="0"/>
       <w:pgNumType w:start="1"/>
+      <w:cols w:space="720"/>
     </w:sectPr>
   </w:body>
 </w:document>
 </file>
 
-<file path=word/comments.xml><?xml version="1.0" encoding="utf-8"?>
-<w:comments xmlns:mc="http://schemas.openxmlformats.org/markup-compatibility/2006" xmlns:o="urn:schemas-microsoft-com:office:office" xmlns:r="http://schemas.openxmlformats.org/officeDocument/2006/relationships" xmlns:m="http://schemas.openxmlformats.org/officeDocument/2006/math" xmlns:v="urn:schemas-microsoft-com:vml" xmlns:wp="http://schemas.openxmlformats.org/drawingml/2006/wordprocessingDrawing" xmlns:w10="urn:schemas-microsoft-com:office:word" xmlns:w="http://schemas.openxmlformats.org/wordprocessingml/2006/main" xmlns:wne="http://schemas.microsoft.com/office/word/2006/wordml" xmlns:sl="http://schemas.openxmlformats.org/schemaLibrary/2006/main" xmlns:a="http://schemas.openxmlformats.org/drawingml/2006/main" xmlns:pic="http://schemas.openxmlformats.org/drawingml/2006/picture" xmlns:c="http://schemas.openxmlformats.org/drawingml/2006/chart" xmlns:lc="http://schemas.openxmlformats.org/drawingml/2006/lockedCanvas" xmlns:dgm="http://schemas.openxmlformats.org/drawingml/2006/diagram" xmlns:wps="http://schemas.microsoft.com/office/word/2010/wordprocessingShape" xmlns:wpg="http://schemas.microsoft.com/office/word/2010/wordprocessingGroup" xmlns:w14="http://schemas.microsoft.com/office/word/2010/wordml" xmlns:w15="http://schemas.microsoft.com/office/word/2012/wordml" xmlns:w16="http://schemas.microsoft.com/office/word/2018/wordml" xmlns:w16cex="http://schemas.microsoft.com/office/word/2018/wordml/cex" xmlns:w16cid="http://schemas.microsoft.com/office/word/2016/wordml/cid" xmlns="http://schemas.microsoft.com/office/tasks/2019/documenttasks" xmlns:cr="http://schemas.microsoft.com/office/comments/2020/reactions">
-  <w:comment w:author="Kathleen Curran" w:id="0" w:date="2026-07-27T15:08:31Z">
-    <w:p>
-      <w:pPr>
-        <w:keepNext w:val="0"/>
-        <w:keepLines w:val="0"/>
-        <w:pageBreakBefore w:val="0"/>
-        <w:widowControl w:val="0"/>
-        <w:pBdr>
-          <w:top w:space="0" w:sz="0" w:val="nil"/>
-          <w:left w:space="0" w:sz="0" w:val="nil"/>
-          <w:bottom w:space="0" w:sz="0" w:val="nil"/>
-          <w:right w:space="0" w:sz="0" w:val="nil"/>
-          <w:between w:space="0" w:sz="0" w:val="nil"/>
-        </w:pBdr>
-        <w:shd w:fill="auto" w:val="clear"/>
-        <w:spacing w:after="0" w:before="0" w:line="240" w:lineRule="auto"/>
-        <w:ind w:left="0" w:right="0" w:firstLine="0"/>
-        <w:jc w:val="left"/>
-        <w:rPr>
-          <w:rFonts w:ascii="Arial" w:cs="Arial" w:eastAsia="Arial" w:hAnsi="Arial"/>
-          <w:b w:val="0"/>
-          <w:bCs w:val="0"/>
-          <w:i w:val="0"/>
-          <w:iCs w:val="0"/>
-          <w:smallCaps w:val="0"/>
-          <w:strike w:val="0"/>
-          <w:color w:val="000000"/>
-          <w:sz w:val="22"/>
-          <w:szCs w:val="22"/>
-          <w:u w:val="none"/>
-          <w:shd w:fill="auto" w:val="clear"/>
-          <w:vertAlign w:val="baseline"/>
-        </w:rPr>
-      </w:pPr>
-      <w:r>
-        <w:rPr>
-          <w:rFonts w:ascii="Arial" w:cs="Arial" w:eastAsia="Arial" w:hAnsi="Arial"/>
-          <w:b w:val="0"/>
-          <w:bCs w:val="0"/>
-          <w:i w:val="0"/>
-          <w:iCs w:val="0"/>
-          <w:smallCaps w:val="0"/>
-          <w:strike w:val="0"/>
-          <w:color w:val="000000"/>
-          <w:sz w:val="22"/>
-          <w:szCs w:val="22"/>
-          <w:u w:val="none"/>
-          <w:shd w:fill="auto" w:val="clear"/>
-          <w:vertAlign w:val="baseline"/>
-          <w:rtl w:val="0"/>
-        </w:rPr>
-        <w:t xml:space="preserve">pls add logo Netis and MICCAI logos and definition of Metis</w:t>
-      </w:r>
-    </w:p>
-  </w:comment>
-</w:comments>
+<file path=word/endnotes.xml><?xml version="1.0" encoding="utf-8"?>
+<w:endnotes xmlns:wpc="http://schemas.microsoft.com/office/word/2010/wordprocessingCanvas" xmlns:cx="http://schemas.microsoft.com/office/drawing/2014/chartex" xmlns:cx1="http://schemas.microsoft.com/office/drawing/2015/9/8/chartex" xmlns:cx2="http://schemas.microsoft.com/office/drawing/2015/10/21/chartex" xmlns:cx3="http://schemas.microsoft.com/office/drawing/2016/5/9/chartex" xmlns:cx4="http://schemas.microsoft.com/office/drawing/2016/5/10/chartex" xmlns:cx5="http://schemas.microsoft.com/office/drawing/2016/5/11/chartex" xmlns:cx6="http://schemas.microsoft.com/office/drawing/2016/5/12/chartex" xmlns:cx7="http://schemas.microsoft.com/office/drawing/2016/5/13/chartex" xmlns:cx8="http://schemas.microsoft.com/office/drawing/2016/5/14/chartex" xmlns:mc="http://schemas.openxmlformats.org/markup-compatibility/2006" xmlns:m="http://schemas.openxmlformats.org/officeDocument/2006/math" xmlns:aink="http://schemas.microsoft.com/office/drawing/2016/ink" xmlns:am3d="http://schemas.microsoft.com/office/drawing/2017/model3d" xmlns:oel="http://schemas.microsoft.com/office/2019/extlst" xmlns:r="http://schemas.openxmlformats.org/officeDocument/2006/relationships" xmlns:wp14="http://schemas.microsoft.com/office/word/2010/wordprocessingDrawing" xmlns:wp="http://schemas.openxmlformats.org/drawingml/2006/wordprocessingDrawing" xmlns:wpg="http://schemas.microsoft.com/office/word/2010/wordprocessingGroup" xmlns:wpi="http://schemas.microsoft.com/office/word/2010/wordprocessingInk" xmlns:wps="http://schemas.microsoft.com/office/word/2010/wordprocessingShape" xmlns:o="urn:schemas-microsoft-com:office:office" xmlns:v="urn:schemas-microsoft-com:vml" xmlns:w10="urn:schemas-microsoft-com:office:word" xmlns:w="http://schemas.openxmlformats.org/wordprocessingml/2006/main" xmlns:w14="http://schemas.microsoft.com/office/word/2010/wordml" xmlns:w15="http://schemas.microsoft.com/office/word/2012/wordml" xmlns:w16cei="http://schemas.microsoft.com/office/word/2026/wordml/cei" xmlns:w16cex="http://schemas.microsoft.com/office/word/2018/wordml/cex" xmlns:w16cid="http://schemas.microsoft.com/office/word/2016/wordml/cid" xmlns:w16="http://schemas.microsoft.com/office/word/2018/wordml" xmlns:w16sdtdh="http://schemas.microsoft.com/office/word/2020/wordml/sdtdatahash" xmlns:w16sdtfl="http://schemas.microsoft.com/office/word/2024/wordml/sdtformatlock" xmlns:w16se="http://schemas.microsoft.com/office/word/2015/wordml/symex" xmlns:w16du="http://schemas.microsoft.com/office/word/2023/wordml/word16du" xmlns:wne="http://schemas.microsoft.com/office/word/2006/wordml" mc:Ignorable="w14 w15 w16se w16cid w16 w16cex w16sdtdh w16sdtfl w16du wp14">
+  <w:endnote w:type="separator" w:id="-1">
+    <w:p>
+      <w:pPr>
+        <w:spacing w:line="240" w:lineRule="auto"/>
+      </w:pPr>
+      <w:r>
+        <w:separator/>
+      </w:r>
+    </w:p>
+  </w:endnote>
+  <w:endnote w:type="continuationSeparator" w:id="0">
+    <w:p>
+      <w:pPr>
+        <w:spacing w:line="240" w:lineRule="auto"/>
+      </w:pPr>
+      <w:r>
+        <w:continuationSeparator/>
+      </w:r>
+    </w:p>
+  </w:endnote>
+</w:endnotes>
+</file>
+
+<file path=word/footer1.xml><?xml version="1.0" encoding="utf-8"?>
+<w:ftr xmlns:wpc="http://schemas.microsoft.com/office/word/2010/wordprocessingCanvas" xmlns:cx="http://schemas.microsoft.com/office/drawing/2014/chartex" xmlns:cx1="http://schemas.microsoft.com/office/drawing/2015/9/8/chartex" xmlns:cx2="http://schemas.microsoft.com/office/drawing/2015/10/21/chartex" xmlns:cx3="http://schemas.microsoft.com/office/drawing/2016/5/9/chartex" xmlns:cx4="http://schemas.microsoft.com/office/drawing/2016/5/10/chartex" xmlns:cx5="http://schemas.microsoft.com/office/drawing/2016/5/11/chartex" xmlns:cx6="http://schemas.microsoft.com/office/drawing/2016/5/12/chartex" xmlns:cx7="http://schemas.microsoft.com/office/drawing/2016/5/13/chartex" xmlns:cx8="http://schemas.microsoft.com/office/drawing/2016/5/14/chartex" xmlns:mc="http://schemas.openxmlformats.org/markup-compatibility/2006" xmlns:m="http://schemas.openxmlformats.org/officeDocument/2006/math" xmlns:aink="http://schemas.microsoft.com/office/drawing/2016/ink" xmlns:am3d="http://schemas.microsoft.com/office/drawing/2017/model3d" xmlns:oel="http://schemas.microsoft.com/office/2019/extlst" xmlns:r="http://schemas.openxmlformats.org/officeDocument/2006/relationships" xmlns:wp14="http://schemas.microsoft.com/office/word/2010/wordprocessingDrawing" xmlns:wp="http://schemas.openxmlformats.org/drawingml/2006/wordprocessingDrawing" xmlns:wpg="http://schemas.microsoft.com/office/word/2010/wordprocessingGroup" xmlns:wpi="http://schemas.microsoft.com/office/word/2010/wordprocessingInk" xmlns:wps="http://schemas.microsoft.com/office/word/2010/wordprocessingShape" xmlns:o="urn:schemas-microsoft-com:office:office" xmlns:v="urn:schemas-microsoft-com:vml" xmlns:w10="urn:schemas-microsoft-com:office:word" xmlns:w="http://schemas.openxmlformats.org/wordprocessingml/2006/main" xmlns:w14="http://schemas.microsoft.com/office/word/2010/wordml" xmlns:w15="http://schemas.microsoft.com/office/word/2012/wordml" xmlns:w16cei="http://schemas.microsoft.com/office/word/2026/wordml/cei" xmlns:w16cex="http://schemas.microsoft.com/office/word/2018/wordml/cex" xmlns:w16cid="http://schemas.microsoft.com/office/word/2016/wordml/cid" xmlns:w16="http://schemas.microsoft.com/office/word/2018/wordml" xmlns:w16sdtdh="http://schemas.microsoft.com/office/word/2020/wordml/sdtdatahash" xmlns:w16sdtfl="http://schemas.microsoft.com/office/word/2024/wordml/sdtformatlock" xmlns:w16se="http://schemas.microsoft.com/office/word/2015/wordml/symex" xmlns:w16du="http://schemas.microsoft.com/office/word/2023/wordml/word16du" xmlns:wne="http://schemas.microsoft.com/office/word/2006/wordml" mc:Ignorable="w14 w15 w16se w16cid w16 w16cex w16sdtdh w16sdtfl w16du wp14">
+  <w:p>
+    <w:pPr>
+      <w:pStyle w:val="Footer"/>
+    </w:pPr>
+  </w:p>
+</w:ftr>
+</file>
+
+<file path=word/footer2.xml><?xml version="1.0" encoding="utf-8"?>
+<w:ftr xmlns:wpc="http://schemas.microsoft.com/office/word/2010/wordprocessingCanvas" xmlns:cx="http://schemas.microsoft.com/office/drawing/2014/chartex" xmlns:cx1="http://schemas.microsoft.com/office/drawing/2015/9/8/chartex" xmlns:cx2="http://schemas.microsoft.com/office/drawing/2015/10/21/chartex" xmlns:cx3="http://schemas.microsoft.com/office/drawing/2016/5/9/chartex" xmlns:cx4="http://schemas.microsoft.com/office/drawing/2016/5/10/chartex" xmlns:cx5="http://schemas.microsoft.com/office/drawing/2016/5/11/chartex" xmlns:cx6="http://schemas.microsoft.com/office/drawing/2016/5/12/chartex" xmlns:cx7="http://schemas.microsoft.com/office/drawing/2016/5/13/chartex" xmlns:cx8="http://schemas.microsoft.com/office/drawing/2016/5/14/chartex" xmlns:mc="http://schemas.openxmlformats.org/markup-compatibility/2006" xmlns:m="http://schemas.openxmlformats.org/officeDocument/2006/math" xmlns:aink="http://schemas.microsoft.com/office/drawing/2016/ink" xmlns:am3d="http://schemas.microsoft.com/office/drawing/2017/model3d" xmlns:oel="http://schemas.microsoft.com/office/2019/extlst" xmlns:r="http://schemas.openxmlformats.org/officeDocument/2006/relationships" xmlns:wp14="http://schemas.microsoft.com/office/word/2010/wordprocessingDrawing" xmlns:wp="http://schemas.openxmlformats.org/drawingml/2006/wordprocessingDrawing" xmlns:wpg="http://schemas.microsoft.com/office/word/2010/wordprocessingGroup" xmlns:wpi="http://schemas.microsoft.com/office/word/2010/wordprocessingInk" xmlns:wps="http://schemas.microsoft.com/office/word/2010/wordprocessingShape" xmlns:o="urn:schemas-microsoft-com:office:office" xmlns:v="urn:schemas-microsoft-com:vml" xmlns:w10="urn:schemas-microsoft-com:office:word" xmlns:w="http://schemas.openxmlformats.org/wordprocessingml/2006/main" xmlns:w14="http://schemas.microsoft.com/office/word/2010/wordml" xmlns:w15="http://schemas.microsoft.com/office/word/2012/wordml" xmlns:w16cei="http://schemas.microsoft.com/office/word/2026/wordml/cei" xmlns:w16cex="http://schemas.microsoft.com/office/word/2018/wordml/cex" xmlns:w16cid="http://schemas.microsoft.com/office/word/2016/wordml/cid" xmlns:w16="http://schemas.microsoft.com/office/word/2018/wordml" xmlns:w16sdtdh="http://schemas.microsoft.com/office/word/2020/wordml/sdtdatahash" xmlns:w16sdtfl="http://schemas.microsoft.com/office/word/2024/wordml/sdtformatlock" xmlns:w16se="http://schemas.microsoft.com/office/word/2015/wordml/symex" xmlns:w16du="http://schemas.microsoft.com/office/word/2023/wordml/word16du" xmlns:wne="http://schemas.microsoft.com/office/word/2006/wordml" mc:Ignorable="w14 w15 w16se w16cid w16 w16cex w16sdtdh w16sdtfl w16du wp14">
+  <w:p>
+    <w:pPr>
+      <w:pStyle w:val="Footer"/>
+    </w:pPr>
+  </w:p>
+</w:ftr>
+</file>
+
+<file path=word/footer3.xml><?xml version="1.0" encoding="utf-8"?>
+<w:ftr xmlns:wpc="http://schemas.microsoft.com/office/word/2010/wordprocessingCanvas" xmlns:cx="http://schemas.microsoft.com/office/drawing/2014/chartex" xmlns:cx1="http://schemas.microsoft.com/office/drawing/2015/9/8/chartex" xmlns:cx2="http://schemas.microsoft.com/office/drawing/2015/10/21/chartex" xmlns:cx3="http://schemas.microsoft.com/office/drawing/2016/5/9/chartex" xmlns:cx4="http://schemas.microsoft.com/office/drawing/2016/5/10/chartex" xmlns:cx5="http://schemas.microsoft.com/office/drawing/2016/5/11/chartex" xmlns:cx6="http://schemas.microsoft.com/office/drawing/2016/5/12/chartex" xmlns:cx7="http://schemas.microsoft.com/office/drawing/2016/5/13/chartex" xmlns:cx8="http://schemas.microsoft.com/office/drawing/2016/5/14/chartex" xmlns:mc="http://schemas.openxmlformats.org/markup-compatibility/2006" xmlns:m="http://schemas.openxmlformats.org/officeDocument/2006/math" xmlns:aink="http://schemas.microsoft.com/office/drawing/2016/ink" xmlns:am3d="http://schemas.microsoft.com/office/drawing/2017/model3d" xmlns:oel="http://schemas.microsoft.com/office/2019/extlst" xmlns:r="http://schemas.openxmlformats.org/officeDocument/2006/relationships" xmlns:wp14="http://schemas.microsoft.com/office/word/2010/wordprocessingDrawing" xmlns:wp="http://schemas.openxmlformats.org/drawingml/2006/wordprocessingDrawing" xmlns:wpg="http://schemas.microsoft.com/office/word/2010/wordprocessingGroup" xmlns:wpi="http://schemas.microsoft.com/office/word/2010/wordprocessingInk" xmlns:wps="http://schemas.microsoft.com/office/word/2010/wordprocessingShape" xmlns:o="urn:schemas-microsoft-com:office:office" xmlns:v="urn:schemas-microsoft-com:vml" xmlns:w10="urn:schemas-microsoft-com:office:word" xmlns:w="http://schemas.openxmlformats.org/wordprocessingml/2006/main" xmlns:w14="http://schemas.microsoft.com/office/word/2010/wordml" xmlns:w15="http://schemas.microsoft.com/office/word/2012/wordml" xmlns:w16cei="http://schemas.microsoft.com/office/word/2026/wordml/cei" xmlns:w16cex="http://schemas.microsoft.com/office/word/2018/wordml/cex" xmlns:w16cid="http://schemas.microsoft.com/office/word/2016/wordml/cid" xmlns:w16="http://schemas.microsoft.com/office/word/2018/wordml" xmlns:w16sdtdh="http://schemas.microsoft.com/office/word/2020/wordml/sdtdatahash" xmlns:w16sdtfl="http://schemas.microsoft.com/office/word/2024/wordml/sdtformatlock" xmlns:w16se="http://schemas.microsoft.com/office/word/2015/wordml/symex" xmlns:w16du="http://schemas.microsoft.com/office/word/2023/wordml/word16du" xmlns:wne="http://schemas.microsoft.com/office/word/2006/wordml" mc:Ignorable="w14 w15 w16se w16cid w16 w16cex w16sdtdh w16sdtfl w16du wp14">
+  <w:p>
+    <w:pPr>
+      <w:pStyle w:val="Footer"/>
+    </w:pPr>
+  </w:p>
+</w:ftr>
+</file>
+
+<file path=word/footnotes.xml><?xml version="1.0" encoding="utf-8"?>
+<w:footnotes xmlns:wpc="http://schemas.microsoft.com/office/word/2010/wordprocessingCanvas" xmlns:cx="http://schemas.microsoft.com/office/drawing/2014/chartex" xmlns:cx1="http://schemas.microsoft.com/office/drawing/2015/9/8/chartex" xmlns:cx2="http://schemas.microsoft.com/office/drawing/2015/10/21/chartex" xmlns:cx3="http://schemas.microsoft.com/office/drawing/2016/5/9/chartex" xmlns:cx4="http://schemas.microsoft.com/office/drawing/2016/5/10/chartex" xmlns:cx5="http://schemas.microsoft.com/office/drawing/2016/5/11/chartex" xmlns:cx6="http://schemas.microsoft.com/office/drawing/2016/5/12/chartex" xmlns:cx7="http://schemas.microsoft.com/office/drawing/2016/5/13/chartex" xmlns:cx8="http://schemas.microsoft.com/office/drawing/2016/5/14/chartex" xmlns:mc="http://schemas.openxmlformats.org/markup-compatibility/2006" xmlns:m="http://schemas.openxmlformats.org/officeDocument/2006/math" xmlns:aink="http://schemas.microsoft.com/office/drawing/2016/ink" xmlns:am3d="http://schemas.microsoft.com/office/drawing/2017/model3d" xmlns:oel="http://schemas.microsoft.com/office/2019/extlst" xmlns:r="http://schemas.openxmlformats.org/officeDocument/2006/relationships" xmlns:wp14="http://schemas.microsoft.com/office/word/2010/wordprocessingDrawing" xmlns:wp="http://schemas.openxmlformats.org/drawingml/2006/wordprocessingDrawing" xmlns:wpg="http://schemas.microsoft.com/office/word/2010/wordprocessingGroup" xmlns:wpi="http://schemas.microsoft.com/office/word/2010/wordprocessingInk" xmlns:wps="http://schemas.microsoft.com/office/word/2010/wordprocessingShape" xmlns:o="urn:schemas-microsoft-com:office:office" xmlns:v="urn:schemas-microsoft-com:vml" xmlns:w10="urn:schemas-microsoft-com:office:word" xmlns:w="http://schemas.openxmlformats.org/wordprocessingml/2006/main" xmlns:w14="http://schemas.microsoft.com/office/word/2010/wordml" xmlns:w15="http://schemas.microsoft.com/office/word/2012/wordml" xmlns:w16cei="http://schemas.microsoft.com/office/word/2026/wordml/cei" xmlns:w16cex="http://schemas.microsoft.com/office/word/2018/wordml/cex" xmlns:w16cid="http://schemas.microsoft.com/office/word/2016/wordml/cid" xmlns:w16="http://schemas.microsoft.com/office/word/2018/wordml" xmlns:w16sdtdh="http://schemas.microsoft.com/office/word/2020/wordml/sdtdatahash" xmlns:w16sdtfl="http://schemas.microsoft.com/office/word/2024/wordml/sdtformatlock" xmlns:w16se="http://schemas.microsoft.com/office/word/2015/wordml/symex" xmlns:w16du="http://schemas.microsoft.com/office/word/2023/wordml/word16du" xmlns:wne="http://schemas.microsoft.com/office/word/2006/wordml" mc:Ignorable="w14 w15 w16se w16cid w16 w16cex w16sdtdh w16sdtfl w16du wp14">
+  <w:footnote w:type="separator" w:id="-1">
+    <w:p>
+      <w:pPr>
+        <w:spacing w:line="240" w:lineRule="auto"/>
+      </w:pPr>
+      <w:r>
+        <w:separator/>
+      </w:r>
+    </w:p>
+  </w:footnote>
+  <w:footnote w:type="continuationSeparator" w:id="0">
+    <w:p>
+      <w:pPr>
+        <w:spacing w:line="240" w:lineRule="auto"/>
+      </w:pPr>
+      <w:r>
+        <w:continuationSeparator/>
+      </w:r>
+    </w:p>
+  </w:footnote>
+</w:footnotes>
+</file>
+
+<file path=word/header1.xml><?xml version="1.0" encoding="utf-8"?>
+<w:hdr xmlns:wpc="http://schemas.microsoft.com/office/word/2010/wordprocessingCanvas" xmlns:cx="http://schemas.microsoft.com/office/drawing/2014/chartex" xmlns:cx1="http://schemas.microsoft.com/office/drawing/2015/9/8/chartex" xmlns:cx2="http://schemas.microsoft.com/office/drawing/2015/10/21/chartex" xmlns:cx3="http://schemas.microsoft.com/office/drawing/2016/5/9/chartex" xmlns:cx4="http://schemas.microsoft.com/office/drawing/2016/5/10/chartex" xmlns:cx5="http://schemas.microsoft.com/office/drawing/2016/5/11/chartex" xmlns:cx6="http://schemas.microsoft.com/office/drawing/2016/5/12/chartex" xmlns:cx7="http://schemas.microsoft.com/office/drawing/2016/5/13/chartex" xmlns:cx8="http://schemas.microsoft.com/office/drawing/2016/5/14/chartex" xmlns:mc="http://schemas.openxmlformats.org/markup-compatibility/2006" xmlns:m="http://schemas.openxmlformats.org/officeDocument/2006/math" xmlns:aink="http://schemas.microsoft.com/office/drawing/2016/ink" xmlns:am3d="http://schemas.microsoft.com/office/drawing/2017/model3d" xmlns:oel="http://schemas.microsoft.com/office/2019/extlst" xmlns:r="http://schemas.openxmlformats.org/officeDocument/2006/relationships" xmlns:wp14="http://schemas.microsoft.com/office/word/2010/wordprocessingDrawing" xmlns:wp="http://schemas.openxmlformats.org/drawingml/2006/wordprocessingDrawing" xmlns:wpg="http://schemas.microsoft.com/office/word/2010/wordprocessingGroup" xmlns:wpi="http://schemas.microsoft.com/office/word/2010/wordprocessingInk" xmlns:wps="http://schemas.microsoft.com/office/word/2010/wordprocessingShape" xmlns:o="urn:schemas-microsoft-com:office:office" xmlns:v="urn:schemas-microsoft-com:vml" xmlns:w10="urn:schemas-microsoft-com:office:word" xmlns:w="http://schemas.openxmlformats.org/wordprocessingml/2006/main" xmlns:w14="http://schemas.microsoft.com/office/word/2010/wordml" xmlns:w15="http://schemas.microsoft.com/office/word/2012/wordml" xmlns:w16cei="http://schemas.microsoft.com/office/word/2026/wordml/cei" xmlns:w16cex="http://schemas.microsoft.com/office/word/2018/wordml/cex" xmlns:w16cid="http://schemas.microsoft.com/office/word/2016/wordml/cid" xmlns:w16="http://schemas.microsoft.com/office/word/2018/wordml" xmlns:w16sdtdh="http://schemas.microsoft.com/office/word/2020/wordml/sdtdatahash" xmlns:w16sdtfl="http://schemas.microsoft.com/office/word/2024/wordml/sdtformatlock" xmlns:w16se="http://schemas.microsoft.com/office/word/2015/wordml/symex" xmlns:w16du="http://schemas.microsoft.com/office/word/2023/wordml/word16du" xmlns:wne="http://schemas.microsoft.com/office/word/2006/wordml" mc:Ignorable="w14 w15 w16se w16cid w16 w16cex w16sdtdh w16sdtfl w16du wp14">
+  <w:p>
+    <w:pPr>
+      <w:pStyle w:val="Header"/>
+    </w:pPr>
+  </w:p>
+</w:hdr>
+</file>
+
+<file path=word/header2.xml><?xml version="1.0" encoding="utf-8"?>
+<w:hdr xmlns:wpc="http://schemas.microsoft.com/office/word/2010/wordprocessingCanvas" xmlns:cx="http://schemas.microsoft.com/office/drawing/2014/chartex" xmlns:cx1="http://schemas.microsoft.com/office/drawing/2015/9/8/chartex" xmlns:cx2="http://schemas.microsoft.com/office/drawing/2015/10/21/chartex" xmlns:cx3="http://schemas.microsoft.com/office/drawing/2016/5/9/chartex" xmlns:cx4="http://schemas.microsoft.com/office/drawing/2016/5/10/chartex" xmlns:cx5="http://schemas.microsoft.com/office/drawing/2016/5/11/chartex" xmlns:cx6="http://schemas.microsoft.com/office/drawing/2016/5/12/chartex" xmlns:cx7="http://schemas.microsoft.com/office/drawing/2016/5/13/chartex" xmlns:cx8="http://schemas.microsoft.com/office/drawing/2016/5/14/chartex" xmlns:mc="http://schemas.openxmlformats.org/markup-compatibility/2006" xmlns:m="http://schemas.openxmlformats.org/officeDocument/2006/math" xmlns:aink="http://schemas.microsoft.com/office/drawing/2016/ink" xmlns:am3d="http://schemas.microsoft.com/office/drawing/2017/model3d" xmlns:oel="http://schemas.microsoft.com/office/2019/extlst" xmlns:r="http://schemas.openxmlformats.org/officeDocument/2006/relationships" xmlns:wp14="http://schemas.microsoft.com/office/word/2010/wordprocessingDrawing" xmlns:wp="http://schemas.openxmlformats.org/drawingml/2006/wordprocessingDrawing" xmlns:wpg="http://schemas.microsoft.com/office/word/2010/wordprocessingGroup" xmlns:wpi="http://schemas.microsoft.com/office/word/2010/wordprocessingInk" xmlns:wps="http://schemas.microsoft.com/office/word/2010/wordprocessingShape" xmlns:o="urn:schemas-microsoft-com:office:office" xmlns:v="urn:schemas-microsoft-com:vml" xmlns:w10="urn:schemas-microsoft-com:office:word" xmlns:w="http://schemas.openxmlformats.org/wordprocessingml/2006/main" xmlns:w14="http://schemas.microsoft.com/office/word/2010/wordml" xmlns:w15="http://schemas.microsoft.com/office/word/2012/wordml" xmlns:w16cei="http://schemas.microsoft.com/office/word/2026/wordml/cei" xmlns:w16cex="http://schemas.microsoft.com/office/word/2018/wordml/cex" xmlns:w16cid="http://schemas.microsoft.com/office/word/2016/wordml/cid" xmlns:w16="http://schemas.microsoft.com/office/word/2018/wordml" xmlns:w16sdtdh="http://schemas.microsoft.com/office/word/2020/wordml/sdtdatahash" xmlns:w16sdtfl="http://schemas.microsoft.com/office/word/2024/wordml/sdtformatlock" xmlns:w16se="http://schemas.microsoft.com/office/word/2015/wordml/symex" xmlns:w16du="http://schemas.microsoft.com/office/word/2023/wordml/word16du" xmlns:wne="http://schemas.microsoft.com/office/word/2006/wordml" mc:Ignorable="w14 w15 w16se w16cid w16 w16cex w16sdtdh w16sdtfl w16du wp14">
+  <w:p>
+    <w:pPr>
+      <w:pStyle w:val="Header"/>
+    </w:pPr>
+  </w:p>
+</w:hdr>
+</file>
+
+<file path=word/header3.xml><?xml version="1.0" encoding="utf-8"?>
+<w:hdr xmlns:wpc="http://schemas.microsoft.com/office/word/2010/wordprocessingCanvas" xmlns:cx="http://schemas.microsoft.com/office/drawing/2014/chartex" xmlns:cx1="http://schemas.microsoft.com/office/drawing/2015/9/8/chartex" xmlns:cx2="http://schemas.microsoft.com/office/drawing/2015/10/21/chartex" xmlns:cx3="http://schemas.microsoft.com/office/drawing/2016/5/9/chartex" xmlns:cx4="http://schemas.microsoft.com/office/drawing/2016/5/10/chartex" xmlns:cx5="http://schemas.microsoft.com/office/drawing/2016/5/11/chartex" xmlns:cx6="http://schemas.microsoft.com/office/drawing/2016/5/12/chartex" xmlns:cx7="http://schemas.microsoft.com/office/drawing/2016/5/13/chartex" xmlns:cx8="http://schemas.microsoft.com/office/drawing/2016/5/14/chartex" xmlns:mc="http://schemas.openxmlformats.org/markup-compatibility/2006" xmlns:m="http://schemas.openxmlformats.org/officeDocument/2006/math" xmlns:aink="http://schemas.microsoft.com/office/drawing/2016/ink" xmlns:am3d="http://schemas.microsoft.com/office/drawing/2017/model3d" xmlns:oel="http://schemas.microsoft.com/office/2019/extlst" xmlns:r="http://schemas.openxmlformats.org/officeDocument/2006/relationships" xmlns:wp14="http://schemas.microsoft.com/office/word/2010/wordprocessingDrawing" xmlns:wp="http://schemas.openxmlformats.org/drawingml/2006/wordprocessingDrawing" xmlns:wpg="http://schemas.microsoft.com/office/word/2010/wordprocessingGroup" xmlns:wpi="http://schemas.microsoft.com/office/word/2010/wordprocessingInk" xmlns:wps="http://schemas.microsoft.com/office/word/2010/wordprocessingShape" xmlns:o="urn:schemas-microsoft-com:office:office" xmlns:v="urn:schemas-microsoft-com:vml" xmlns:w10="urn:schemas-microsoft-com:office:word" xmlns:w="http://schemas.openxmlformats.org/wordprocessingml/2006/main" xmlns:w14="http://schemas.microsoft.com/office/word/2010/wordml" xmlns:w15="http://schemas.microsoft.com/office/word/2012/wordml" xmlns:w16cei="http://schemas.microsoft.com/office/word/2026/wordml/cei" xmlns:w16cex="http://schemas.microsoft.com/office/word/2018/wordml/cex" xmlns:w16cid="http://schemas.microsoft.com/office/word/2016/wordml/cid" xmlns:w16="http://schemas.microsoft.com/office/word/2018/wordml" xmlns:w16sdtdh="http://schemas.microsoft.com/office/word/2020/wordml/sdtdatahash" xmlns:w16sdtfl="http://schemas.microsoft.com/office/word/2024/wordml/sdtformatlock" xmlns:w16se="http://schemas.microsoft.com/office/word/2015/wordml/symex" xmlns:w16du="http://schemas.microsoft.com/office/word/2023/wordml/word16du" xmlns:wne="http://schemas.microsoft.com/office/word/2006/wordml" mc:Ignorable="w14 w15 w16se w16cid w16 w16cex w16sdtdh w16sdtfl w16du wp14">
+  <w:p>
+    <w:pPr>
+      <w:pStyle w:val="Header"/>
+    </w:pPr>
+  </w:p>
+</w:hdr>
 </file>
 
 <file path=word/numbering.xml><?xml version="1.0" encoding="utf-8"?>
-<w:numbering xmlns:mc="http://schemas.openxmlformats.org/markup-compatibility/2006" xmlns:o="urn:schemas-microsoft-com:office:office" xmlns:r="http://schemas.openxmlformats.org/officeDocument/2006/relationships" xmlns:m="http://schemas.openxmlformats.org/officeDocument/2006/math" xmlns:v="urn:schemas-microsoft-com:vml" xmlns:wp="http://schemas.openxmlformats.org/drawingml/2006/wordprocessingDrawing" xmlns:w10="urn:schemas-microsoft-com:office:word" xmlns:w="http://schemas.openxmlformats.org/wordprocessingml/2006/main" xmlns:wne="http://schemas.microsoft.com/office/word/2006/wordml" xmlns:sl="http://schemas.openxmlformats.org/schemaLibrary/2006/main" xmlns:a="http://schemas.openxmlformats.org/drawingml/2006/main" xmlns:pic="http://schemas.openxmlformats.org/drawingml/2006/picture" xmlns:c="http://schemas.openxmlformats.org/drawingml/2006/chart" xmlns:lc="http://schemas.openxmlformats.org/drawingml/2006/lockedCanvas" xmlns:dgm="http://schemas.openxmlformats.org/drawingml/2006/diagram" xmlns:wps="http://schemas.microsoft.com/office/word/2010/wordprocessingShape" xmlns:wpg="http://schemas.microsoft.com/office/word/2010/wordprocessingGroup" xmlns:w14="http://schemas.microsoft.com/office/word/2010/wordml" xmlns:w15="http://schemas.microsoft.com/office/word/2012/wordml" xmlns:w16="http://schemas.microsoft.com/office/word/2018/wordml" xmlns:w16cex="http://schemas.microsoft.com/office/word/2018/wordml/cex" xmlns:w16cid="http://schemas.microsoft.com/office/word/2016/wordml/cid" xmlns="http://schemas.microsoft.com/office/tasks/2019/documenttasks" xmlns:cr="http://schemas.microsoft.com/office/comments/2020/reactions">
-  <w:abstractNum w:abstractNumId="1">
+<w:numbering xmlns:wpc="http://schemas.microsoft.com/office/word/2010/wordprocessingCanvas" xmlns:cx="http://schemas.microsoft.com/office/drawing/2014/chartex" xmlns:cx1="http://schemas.microsoft.com/office/drawing/2015/9/8/chartex" xmlns:cx2="http://schemas.microsoft.com/office/drawing/2015/10/21/chartex" xmlns:cx3="http://schemas.microsoft.com/office/drawing/2016/5/9/chartex" xmlns:cx4="http://schemas.microsoft.com/office/drawing/2016/5/10/chartex" xmlns:cx5="http://schemas.microsoft.com/office/drawing/2016/5/11/chartex" xmlns:cx6="http://schemas.microsoft.com/office/drawing/2016/5/12/chartex" xmlns:cx7="http://schemas.microsoft.com/office/drawing/2016/5/13/chartex" xmlns:cx8="http://schemas.microsoft.com/office/drawing/2016/5/14/chartex" xmlns:mc="http://schemas.openxmlformats.org/markup-compatibility/2006" xmlns:m="http://schemas.openxmlformats.org/officeDocument/2006/math" xmlns:aink="http://schemas.microsoft.com/office/drawing/2016/ink" xmlns:am3d="http://schemas.microsoft.com/office/drawing/2017/model3d" xmlns:oel="http://schemas.microsoft.com/office/2019/extlst" xmlns:r="http://schemas.openxmlformats.org/officeDocument/2006/relationships" xmlns:wp14="http://schemas.microsoft.com/office/word/2010/wordprocessingDrawing" xmlns:wp="http://schemas.openxmlformats.org/drawingml/2006/wordprocessingDrawing" xmlns:wpg="http://schemas.microsoft.com/office/word/2010/wordprocessingGroup" xmlns:wpi="http://schemas.microsoft.com/office/word/2010/wordprocessingInk" xmlns:wps="http://schemas.microsoft.com/office/word/2010/wordprocessingShape" xmlns:o="urn:schemas-microsoft-com:office:office" xmlns:v="urn:schemas-microsoft-com:vml" xmlns:w10="urn:schemas-microsoft-com:office:word" xmlns:w="http://schemas.openxmlformats.org/wordprocessingml/2006/main" xmlns:w14="http://schemas.microsoft.com/office/word/2010/wordml" xmlns:w15="http://schemas.microsoft.com/office/word/2012/wordml" xmlns:w16cei="http://schemas.microsoft.com/office/word/2026/wordml/cei" xmlns:w16cex="http://schemas.microsoft.com/office/word/2018/wordml/cex" xmlns:w16cid="http://schemas.microsoft.com/office/word/2016/wordml/cid" xmlns:w16="http://schemas.microsoft.com/office/word/2018/wordml" xmlns:w16sdtdh="http://schemas.microsoft.com/office/word/2020/wordml/sdtdatahash" xmlns:w16sdtfl="http://schemas.microsoft.com/office/word/2024/wordml/sdtformatlock" xmlns:w16se="http://schemas.microsoft.com/office/word/2015/wordml/symex" xmlns:w16du="http://schemas.microsoft.com/office/word/2023/wordml/word16du" xmlns:wne="http://schemas.microsoft.com/office/word/2006/wordml" mc:Ignorable="w14 w15 w16se w16cid w16 w16cex w16sdtdh w16sdtfl w16du wp14">
+  <w:abstractNum w:abstractNumId="0" w15:restartNumberingAfterBreak="0">
+    <w:nsid w:val="0C71769B"/>
+    <w:multiLevelType w:val="multilevel"/>
+    <w:tmpl w:val="B61A7C6E"/>
     <w:lvl w:ilvl="0">
       <w:start w:val="1"/>
       <w:numFmt w:val="bullet"/>
@@ -1543,7 +1346,10 @@
       </w:rPr>
     </w:lvl>
   </w:abstractNum>
-  <w:abstractNum w:abstractNumId="2">
+  <w:abstractNum w:abstractNumId="1" w15:restartNumberingAfterBreak="0">
+    <w:nsid w:val="19476BC8"/>
+    <w:multiLevelType w:val="multilevel"/>
+    <w:tmpl w:val="33141018"/>
     <w:lvl w:ilvl="0">
       <w:start w:val="1"/>
       <w:numFmt w:val="bullet"/>
@@ -1653,7 +1459,10 @@
       </w:rPr>
     </w:lvl>
   </w:abstractNum>
-  <w:abstractNum w:abstractNumId="3">
+  <w:abstractNum w:abstractNumId="2" w15:restartNumberingAfterBreak="0">
+    <w:nsid w:val="39D13EBF"/>
+    <w:multiLevelType w:val="multilevel"/>
+    <w:tmpl w:val="AC2A61BC"/>
     <w:lvl w:ilvl="0">
       <w:start w:val="1"/>
       <w:numFmt w:val="bullet"/>
@@ -1763,7 +1572,10 @@
       </w:rPr>
     </w:lvl>
   </w:abstractNum>
-  <w:abstractNum w:abstractNumId="4">
+  <w:abstractNum w:abstractNumId="3" w15:restartNumberingAfterBreak="0">
+    <w:nsid w:val="3B3E6849"/>
+    <w:multiLevelType w:val="multilevel"/>
+    <w:tmpl w:val="2268701A"/>
     <w:lvl w:ilvl="0">
       <w:start w:val="1"/>
       <w:numFmt w:val="bullet"/>
@@ -1873,7 +1685,10 @@
       </w:rPr>
     </w:lvl>
   </w:abstractNum>
-  <w:abstractNum w:abstractNumId="5">
+  <w:abstractNum w:abstractNumId="4" w15:restartNumberingAfterBreak="0">
+    <w:nsid w:val="6DB03EEF"/>
+    <w:multiLevelType w:val="multilevel"/>
+    <w:tmpl w:val="519C6772"/>
     <w:lvl w:ilvl="0">
       <w:start w:val="1"/>
       <w:numFmt w:val="bullet"/>
@@ -1983,7 +1798,10 @@
       </w:rPr>
     </w:lvl>
   </w:abstractNum>
-  <w:abstractNum w:abstractNumId="6">
+  <w:abstractNum w:abstractNumId="5" w15:restartNumberingAfterBreak="0">
+    <w:nsid w:val="76E92118"/>
+    <w:multiLevelType w:val="multilevel"/>
+    <w:tmpl w:val="A7F25B74"/>
     <w:lvl w:ilvl="0">
       <w:start w:val="1"/>
       <w:numFmt w:val="bullet"/>
@@ -2093,36 +1911,36 @@
       </w:rPr>
     </w:lvl>
   </w:abstractNum>
-  <w:num w:numId="1">
+  <w:num w:numId="1" w16cid:durableId="1577011459">
+    <w:abstractNumId w:val="2"/>
+  </w:num>
+  <w:num w:numId="2" w16cid:durableId="508449088">
+    <w:abstractNumId w:val="5"/>
+  </w:num>
+  <w:num w:numId="3" w16cid:durableId="1757364144">
     <w:abstractNumId w:val="1"/>
   </w:num>
-  <w:num w:numId="2">
-    <w:abstractNumId w:val="2"/>
-  </w:num>
-  <w:num w:numId="3">
+  <w:num w:numId="4" w16cid:durableId="594676008">
     <w:abstractNumId w:val="3"/>
   </w:num>
-  <w:num w:numId="4">
+  <w:num w:numId="5" w16cid:durableId="100495880">
     <w:abstractNumId w:val="4"/>
   </w:num>
-  <w:num w:numId="5">
-    <w:abstractNumId w:val="5"/>
-  </w:num>
-  <w:num w:numId="6">
-    <w:abstractNumId w:val="6"/>
+  <w:num w:numId="6" w16cid:durableId="496655341">
+    <w:abstractNumId w:val="0"/>
   </w:num>
 </w:numbering>
 </file>
 
 <file path=word/styles.xml><?xml version="1.0" encoding="utf-8"?>
-<w:styles xmlns:mc="http://schemas.openxmlformats.org/markup-compatibility/2006" xmlns:o="urn:schemas-microsoft-com:office:office" xmlns:r="http://schemas.openxmlformats.org/officeDocument/2006/relationships" xmlns:m="http://schemas.openxmlformats.org/officeDocument/2006/math" xmlns:v="urn:schemas-microsoft-com:vml" xmlns:wp="http://schemas.openxmlformats.org/drawingml/2006/wordprocessingDrawing" xmlns:w10="urn:schemas-microsoft-com:office:word" xmlns:w="http://schemas.openxmlformats.org/wordprocessingml/2006/main" xmlns:wne="http://schemas.microsoft.com/office/word/2006/wordml" xmlns:sl="http://schemas.openxmlformats.org/schemaLibrary/2006/main" xmlns:a="http://schemas.openxmlformats.org/drawingml/2006/main" xmlns:pic="http://schemas.openxmlformats.org/drawingml/2006/picture" xmlns:c="http://schemas.openxmlformats.org/drawingml/2006/chart" xmlns:lc="http://schemas.openxmlformats.org/drawingml/2006/lockedCanvas" xmlns:dgm="http://schemas.openxmlformats.org/drawingml/2006/diagram" xmlns:wps="http://schemas.microsoft.com/office/word/2010/wordprocessingShape" xmlns:wpg="http://schemas.microsoft.com/office/word/2010/wordprocessingGroup" xmlns:w14="http://schemas.microsoft.com/office/word/2010/wordml" xmlns:w15="http://schemas.microsoft.com/office/word/2012/wordml" xmlns:w16="http://schemas.microsoft.com/office/word/2018/wordml" xmlns:w16cex="http://schemas.microsoft.com/office/word/2018/wordml/cex" xmlns:w16cid="http://schemas.microsoft.com/office/word/2016/wordml/cid" xmlns="http://schemas.microsoft.com/office/tasks/2019/documenttasks" xmlns:cr="http://schemas.microsoft.com/office/comments/2020/reactions">
+<w:styles xmlns:mc="http://schemas.openxmlformats.org/markup-compatibility/2006" xmlns:r="http://schemas.openxmlformats.org/officeDocument/2006/relationships" xmlns:w="http://schemas.openxmlformats.org/wordprocessingml/2006/main" xmlns:w14="http://schemas.microsoft.com/office/word/2010/wordml" xmlns:w15="http://schemas.microsoft.com/office/word/2012/wordml" xmlns:w16cex="http://schemas.microsoft.com/office/word/2018/wordml/cex" xmlns:w16cid="http://schemas.microsoft.com/office/word/2016/wordml/cid" xmlns:w16="http://schemas.microsoft.com/office/word/2018/wordml" xmlns:w16sdtdh="http://schemas.microsoft.com/office/word/2020/wordml/sdtdatahash" xmlns:w16sdtfl="http://schemas.microsoft.com/office/word/2024/wordml/sdtformatlock" xmlns:w16se="http://schemas.microsoft.com/office/word/2015/wordml/symex" xmlns:w16du="http://schemas.microsoft.com/office/word/2023/wordml/word16du" mc:Ignorable="w14 w15 w16se w16cid w16 w16cex w16sdtdh w16sdtfl w16du">
   <w:docDefaults>
     <w:rPrDefault>
       <w:rPr>
-        <w:rFonts w:ascii="Arial" w:cs="Arial" w:eastAsia="Arial" w:hAnsi="Arial"/>
+        <w:rFonts w:ascii="Arial" w:eastAsia="Arial" w:hAnsi="Arial" w:cs="Arial"/>
         <w:sz w:val="22"/>
         <w:szCs w:val="22"/>
-        <w:lang w:val="en"/>
+        <w:lang w:val="en" w:eastAsia="en-US" w:bidi="ar-SA"/>
       </w:rPr>
     </w:rPrDefault>
     <w:pPrDefault>
@@ -2131,29 +1949,399 @@
       </w:pPr>
     </w:pPrDefault>
   </w:docDefaults>
-  <w:style w:type="table" w:styleId="TableNormal" w:default="1">
-    <w:name w:val="TableNormal"/>
-    <w:tblPr>
-      <w:tblCellMar>
-        <w:top w:w="100.0" w:type="dxa"/>
-        <w:left w:w="100.0" w:type="dxa"/>
-        <w:bottom w:w="100.0" w:type="dxa"/>
-        <w:right w:w="100.0" w:type="dxa"/>
-      </w:tblCellMar>
-    </w:tblPr>
-  </w:style>
-  <w:style w:type="paragraph" w:styleId="Normal" w:default="1">
-    <w:name w:val="normal"/>
+  <w:latentStyles w:defLockedState="0" w:defUIPriority="99" w:defSemiHidden="0" w:defUnhideWhenUsed="0" w:defQFormat="0" w:count="376">
+    <w:lsdException w:name="Normal" w:uiPriority="0" w:qFormat="1"/>
+    <w:lsdException w:name="heading 1" w:uiPriority="9" w:qFormat="1"/>
+    <w:lsdException w:name="heading 2" w:semiHidden="1" w:uiPriority="9" w:unhideWhenUsed="1" w:qFormat="1"/>
+    <w:lsdException w:name="heading 3" w:semiHidden="1" w:uiPriority="9" w:unhideWhenUsed="1" w:qFormat="1"/>
+    <w:lsdException w:name="heading 4" w:semiHidden="1" w:uiPriority="9" w:unhideWhenUsed="1" w:qFormat="1"/>
+    <w:lsdException w:name="heading 5" w:semiHidden="1" w:uiPriority="9" w:unhideWhenUsed="1" w:qFormat="1"/>
+    <w:lsdException w:name="heading 6" w:semiHidden="1" w:uiPriority="9" w:unhideWhenUsed="1" w:qFormat="1"/>
+    <w:lsdException w:name="heading 7" w:semiHidden="1" w:uiPriority="9" w:unhideWhenUsed="1" w:qFormat="1"/>
+    <w:lsdException w:name="heading 8" w:semiHidden="1" w:uiPriority="9" w:unhideWhenUsed="1" w:qFormat="1"/>
+    <w:lsdException w:name="heading 9" w:semiHidden="1" w:uiPriority="9" w:unhideWhenUsed="1" w:qFormat="1"/>
+    <w:lsdException w:name="index 1" w:semiHidden="1" w:unhideWhenUsed="1"/>
+    <w:lsdException w:name="index 2" w:semiHidden="1" w:unhideWhenUsed="1"/>
+    <w:lsdException w:name="index 3" w:semiHidden="1" w:unhideWhenUsed="1"/>
+    <w:lsdException w:name="index 4" w:semiHidden="1" w:unhideWhenUsed="1"/>
+    <w:lsdException w:name="index 5" w:semiHidden="1" w:unhideWhenUsed="1"/>
+    <w:lsdException w:name="index 6" w:semiHidden="1" w:unhideWhenUsed="1"/>
+    <w:lsdException w:name="index 7" w:semiHidden="1" w:unhideWhenUsed="1"/>
+    <w:lsdException w:name="index 8" w:semiHidden="1" w:unhideWhenUsed="1"/>
+    <w:lsdException w:name="index 9" w:semiHidden="1" w:unhideWhenUsed="1"/>
+    <w:lsdException w:name="toc 1" w:semiHidden="1" w:uiPriority="39" w:unhideWhenUsed="1"/>
+    <w:lsdException w:name="toc 2" w:semiHidden="1" w:uiPriority="39" w:unhideWhenUsed="1"/>
+    <w:lsdException w:name="toc 3" w:semiHidden="1" w:uiPriority="39" w:unhideWhenUsed="1"/>
+    <w:lsdException w:name="toc 4" w:semiHidden="1" w:uiPriority="39" w:unhideWhenUsed="1"/>
+    <w:lsdException w:name="toc 5" w:semiHidden="1" w:uiPriority="39" w:unhideWhenUsed="1"/>
+    <w:lsdException w:name="toc 6" w:semiHidden="1" w:uiPriority="39" w:unhideWhenUsed="1"/>
+    <w:lsdException w:name="toc 7" w:semiHidden="1" w:uiPriority="39" w:unhideWhenUsed="1"/>
+    <w:lsdException w:name="toc 8" w:semiHidden="1" w:uiPriority="39" w:unhideWhenUsed="1"/>
+    <w:lsdException w:name="toc 9" w:semiHidden="1" w:uiPriority="39" w:unhideWhenUsed="1"/>
+    <w:lsdException w:name="Normal Indent" w:semiHidden="1" w:unhideWhenUsed="1"/>
+    <w:lsdException w:name="footnote text" w:semiHidden="1" w:unhideWhenUsed="1"/>
+    <w:lsdException w:name="annotation text" w:semiHidden="1" w:unhideWhenUsed="1"/>
+    <w:lsdException w:name="header" w:semiHidden="1" w:unhideWhenUsed="1"/>
+    <w:lsdException w:name="footer" w:semiHidden="1" w:unhideWhenUsed="1"/>
+    <w:lsdException w:name="index heading" w:semiHidden="1" w:unhideWhenUsed="1"/>
+    <w:lsdException w:name="caption" w:semiHidden="1" w:uiPriority="35" w:unhideWhenUsed="1" w:qFormat="1"/>
+    <w:lsdException w:name="table of figures" w:semiHidden="1" w:unhideWhenUsed="1"/>
+    <w:lsdException w:name="envelope address" w:semiHidden="1" w:unhideWhenUsed="1"/>
+    <w:lsdException w:name="envelope return" w:semiHidden="1" w:unhideWhenUsed="1"/>
+    <w:lsdException w:name="footnote reference" w:semiHidden="1" w:unhideWhenUsed="1"/>
+    <w:lsdException w:name="annotation reference" w:semiHidden="1" w:unhideWhenUsed="1"/>
+    <w:lsdException w:name="line number" w:semiHidden="1" w:unhideWhenUsed="1"/>
+    <w:lsdException w:name="page number" w:semiHidden="1" w:unhideWhenUsed="1"/>
+    <w:lsdException w:name="endnote reference" w:semiHidden="1" w:unhideWhenUsed="1"/>
+    <w:lsdException w:name="endnote text" w:semiHidden="1" w:unhideWhenUsed="1"/>
+    <w:lsdException w:name="table of authorities" w:semiHidden="1" w:unhideWhenUsed="1"/>
+    <w:lsdException w:name="macro" w:semiHidden="1" w:unhideWhenUsed="1"/>
+    <w:lsdException w:name="toa heading" w:semiHidden="1" w:unhideWhenUsed="1"/>
+    <w:lsdException w:name="List" w:semiHidden="1" w:unhideWhenUsed="1"/>
+    <w:lsdException w:name="List Bullet" w:semiHidden="1" w:unhideWhenUsed="1"/>
+    <w:lsdException w:name="List Number" w:semiHidden="1" w:unhideWhenUsed="1"/>
+    <w:lsdException w:name="List 2" w:semiHidden="1" w:unhideWhenUsed="1"/>
+    <w:lsdException w:name="List 3" w:semiHidden="1" w:unhideWhenUsed="1"/>
+    <w:lsdException w:name="List 4" w:semiHidden="1" w:unhideWhenUsed="1"/>
+    <w:lsdException w:name="List 5" w:semiHidden="1" w:unhideWhenUsed="1"/>
+    <w:lsdException w:name="List Bullet 2" w:semiHidden="1" w:unhideWhenUsed="1"/>
+    <w:lsdException w:name="List Bullet 3" w:semiHidden="1" w:unhideWhenUsed="1"/>
+    <w:lsdException w:name="List Bullet 4" w:semiHidden="1" w:unhideWhenUsed="1"/>
+    <w:lsdException w:name="List Bullet 5" w:semiHidden="1" w:unhideWhenUsed="1"/>
+    <w:lsdException w:name="List Number 2" w:semiHidden="1" w:unhideWhenUsed="1"/>
+    <w:lsdException w:name="List Number 3" w:semiHidden="1" w:unhideWhenUsed="1"/>
+    <w:lsdException w:name="List Number 4" w:semiHidden="1" w:unhideWhenUsed="1"/>
+    <w:lsdException w:name="List Number 5" w:semiHidden="1" w:unhideWhenUsed="1"/>
+    <w:lsdException w:name="Title" w:uiPriority="10" w:qFormat="1"/>
+    <w:lsdException w:name="Closing" w:semiHidden="1" w:unhideWhenUsed="1"/>
+    <w:lsdException w:name="Signature" w:semiHidden="1" w:unhideWhenUsed="1"/>
+    <w:lsdException w:name="Default Paragraph Font" w:semiHidden="1" w:uiPriority="1" w:unhideWhenUsed="1"/>
+    <w:lsdException w:name="Body Text" w:semiHidden="1" w:unhideWhenUsed="1"/>
+    <w:lsdException w:name="Body Text Indent" w:semiHidden="1" w:unhideWhenUsed="1"/>
+    <w:lsdException w:name="List Continue" w:semiHidden="1" w:unhideWhenUsed="1"/>
+    <w:lsdException w:name="List Continue 2" w:semiHidden="1" w:unhideWhenUsed="1"/>
+    <w:lsdException w:name="List Continue 3" w:semiHidden="1" w:unhideWhenUsed="1"/>
+    <w:lsdException w:name="List Continue 4" w:semiHidden="1" w:unhideWhenUsed="1"/>
+    <w:lsdException w:name="List Continue 5" w:semiHidden="1" w:unhideWhenUsed="1"/>
+    <w:lsdException w:name="Message Header" w:semiHidden="1" w:unhideWhenUsed="1"/>
+    <w:lsdException w:name="Subtitle" w:uiPriority="11" w:qFormat="1"/>
+    <w:lsdException w:name="Salutation" w:semiHidden="1" w:unhideWhenUsed="1"/>
+    <w:lsdException w:name="Date" w:semiHidden="1" w:unhideWhenUsed="1"/>
+    <w:lsdException w:name="Body Text First Indent" w:semiHidden="1" w:unhideWhenUsed="1"/>
+    <w:lsdException w:name="Body Text First Indent 2" w:semiHidden="1" w:unhideWhenUsed="1"/>
+    <w:lsdException w:name="Note Heading" w:semiHidden="1" w:unhideWhenUsed="1"/>
+    <w:lsdException w:name="Body Text 2" w:semiHidden="1" w:unhideWhenUsed="1"/>
+    <w:lsdException w:name="Body Text 3" w:semiHidden="1" w:unhideWhenUsed="1"/>
+    <w:lsdException w:name="Body Text Indent 2" w:semiHidden="1" w:unhideWhenUsed="1"/>
+    <w:lsdException w:name="Body Text Indent 3" w:semiHidden="1" w:unhideWhenUsed="1"/>
+    <w:lsdException w:name="Block Text" w:semiHidden="1" w:unhideWhenUsed="1"/>
+    <w:lsdException w:name="Hyperlink" w:semiHidden="1" w:unhideWhenUsed="1"/>
+    <w:lsdException w:name="FollowedHyperlink" w:semiHidden="1" w:unhideWhenUsed="1"/>
+    <w:lsdException w:name="Strong" w:uiPriority="22" w:qFormat="1"/>
+    <w:lsdException w:name="Emphasis" w:uiPriority="20" w:qFormat="1"/>
+    <w:lsdException w:name="Document Map" w:semiHidden="1" w:unhideWhenUsed="1"/>
+    <w:lsdException w:name="Plain Text" w:semiHidden="1" w:unhideWhenUsed="1"/>
+    <w:lsdException w:name="E-mail Signature" w:semiHidden="1" w:unhideWhenUsed="1"/>
+    <w:lsdException w:name="HTML Top of Form" w:semiHidden="1" w:unhideWhenUsed="1"/>
+    <w:lsdException w:name="HTML Bottom of Form" w:semiHidden="1" w:unhideWhenUsed="1"/>
+    <w:lsdException w:name="Normal (Web)" w:semiHidden="1" w:unhideWhenUsed="1"/>
+    <w:lsdException w:name="HTML Acronym" w:semiHidden="1" w:unhideWhenUsed="1"/>
+    <w:lsdException w:name="HTML Address" w:semiHidden="1" w:unhideWhenUsed="1"/>
+    <w:lsdException w:name="HTML Cite" w:semiHidden="1" w:unhideWhenUsed="1"/>
+    <w:lsdException w:name="HTML Code" w:semiHidden="1" w:unhideWhenUsed="1"/>
+    <w:lsdException w:name="HTML Definition" w:semiHidden="1" w:unhideWhenUsed="1"/>
+    <w:lsdException w:name="HTML Keyboard" w:semiHidden="1" w:unhideWhenUsed="1"/>
+    <w:lsdException w:name="HTML Preformatted" w:semiHidden="1" w:unhideWhenUsed="1"/>
+    <w:lsdException w:name="HTML Sample" w:semiHidden="1" w:unhideWhenUsed="1"/>
+    <w:lsdException w:name="HTML Typewriter" w:semiHidden="1" w:unhideWhenUsed="1"/>
+    <w:lsdException w:name="HTML Variable" w:semiHidden="1" w:unhideWhenUsed="1"/>
+    <w:lsdException w:name="Normal Table" w:semiHidden="1" w:unhideWhenUsed="1"/>
+    <w:lsdException w:name="annotation subject" w:semiHidden="1" w:unhideWhenUsed="1"/>
+    <w:lsdException w:name="No List" w:semiHidden="1" w:unhideWhenUsed="1"/>
+    <w:lsdException w:name="Outline List 1" w:semiHidden="1" w:unhideWhenUsed="1"/>
+    <w:lsdException w:name="Outline List 2" w:semiHidden="1" w:unhideWhenUsed="1"/>
+    <w:lsdException w:name="Outline List 3" w:semiHidden="1" w:unhideWhenUsed="1"/>
+    <w:lsdException w:name="Table Simple 1" w:semiHidden="1" w:unhideWhenUsed="1"/>
+    <w:lsdException w:name="Table Simple 2" w:semiHidden="1" w:unhideWhenUsed="1"/>
+    <w:lsdException w:name="Table Simple 3" w:semiHidden="1" w:unhideWhenUsed="1"/>
+    <w:lsdException w:name="Table Classic 1" w:semiHidden="1" w:unhideWhenUsed="1"/>
+    <w:lsdException w:name="Table Classic 2" w:semiHidden="1" w:unhideWhenUsed="1"/>
+    <w:lsdException w:name="Table Classic 3" w:semiHidden="1" w:unhideWhenUsed="1"/>
+    <w:lsdException w:name="Table Classic 4" w:semiHidden="1" w:unhideWhenUsed="1"/>
+    <w:lsdException w:name="Table Colorful 1" w:semiHidden="1" w:unhideWhenUsed="1"/>
+    <w:lsdException w:name="Table Colorful 2" w:semiHidden="1" w:unhideWhenUsed="1"/>
+    <w:lsdException w:name="Table Colorful 3" w:semiHidden="1" w:unhideWhenUsed="1"/>
+    <w:lsdException w:name="Table Columns 1" w:semiHidden="1" w:unhideWhenUsed="1"/>
+    <w:lsdException w:name="Table Columns 2" w:semiHidden="1" w:unhideWhenUsed="1"/>
+    <w:lsdException w:name="Table Columns 3" w:semiHidden="1" w:unhideWhenUsed="1"/>
+    <w:lsdException w:name="Table Columns 4" w:semiHidden="1" w:unhideWhenUsed="1"/>
+    <w:lsdException w:name="Table Columns 5" w:semiHidden="1" w:unhideWhenUsed="1"/>
+    <w:lsdException w:name="Table Grid 1" w:semiHidden="1" w:unhideWhenUsed="1"/>
+    <w:lsdException w:name="Table Grid 2" w:semiHidden="1" w:unhideWhenUsed="1"/>
+    <w:lsdException w:name="Table Grid 3" w:semiHidden="1" w:unhideWhenUsed="1"/>
+    <w:lsdException w:name="Table Grid 4" w:semiHidden="1" w:unhideWhenUsed="1"/>
+    <w:lsdException w:name="Table Grid 5" w:semiHidden="1" w:unhideWhenUsed="1"/>
+    <w:lsdException w:name="Table Grid 6" w:semiHidden="1" w:unhideWhenUsed="1"/>
+    <w:lsdException w:name="Table Grid 7" w:semiHidden="1" w:unhideWhenUsed="1"/>
+    <w:lsdException w:name="Table Grid 8" w:semiHidden="1" w:unhideWhenUsed="1"/>
+    <w:lsdException w:name="Table List 1" w:semiHidden="1" w:unhideWhenUsed="1"/>
+    <w:lsdException w:name="Table List 2" w:semiHidden="1" w:unhideWhenUsed="1"/>
+    <w:lsdException w:name="Table List 3" w:semiHidden="1" w:unhideWhenUsed="1"/>
+    <w:lsdException w:name="Table List 4" w:semiHidden="1" w:unhideWhenUsed="1"/>
+    <w:lsdException w:name="Table List 5" w:semiHidden="1" w:unhideWhenUsed="1"/>
+    <w:lsdException w:name="Table List 6" w:semiHidden="1" w:unhideWhenUsed="1"/>
+    <w:lsdException w:name="Table List 7" w:semiHidden="1" w:unhideWhenUsed="1"/>
+    <w:lsdException w:name="Table List 8" w:semiHidden="1" w:unhideWhenUsed="1"/>
+    <w:lsdException w:name="Table 3D effects 1" w:semiHidden="1" w:unhideWhenUsed="1"/>
+    <w:lsdException w:name="Table 3D effects 2" w:semiHidden="1" w:unhideWhenUsed="1"/>
+    <w:lsdException w:name="Table 3D effects 3" w:semiHidden="1" w:unhideWhenUsed="1"/>
+    <w:lsdException w:name="Table Contemporary" w:semiHidden="1" w:unhideWhenUsed="1"/>
+    <w:lsdException w:name="Table Elegant" w:semiHidden="1" w:unhideWhenUsed="1"/>
+    <w:lsdException w:name="Table Professional" w:semiHidden="1" w:unhideWhenUsed="1"/>
+    <w:lsdException w:name="Table Subtle 1" w:semiHidden="1" w:unhideWhenUsed="1"/>
+    <w:lsdException w:name="Table Subtle 2" w:semiHidden="1" w:unhideWhenUsed="1"/>
+    <w:lsdException w:name="Table Web 1" w:semiHidden="1" w:unhideWhenUsed="1"/>
+    <w:lsdException w:name="Table Web 2" w:semiHidden="1" w:unhideWhenUsed="1"/>
+    <w:lsdException w:name="Table Web 3" w:semiHidden="1" w:unhideWhenUsed="1"/>
+    <w:lsdException w:name="Balloon Text" w:semiHidden="1" w:unhideWhenUsed="1"/>
+    <w:lsdException w:name="Table Grid" w:uiPriority="39"/>
+    <w:lsdException w:name="Table Theme" w:semiHidden="1" w:unhideWhenUsed="1"/>
+    <w:lsdException w:name="Placeholder Text" w:semiHidden="1"/>
+    <w:lsdException w:name="No Spacing" w:uiPriority="1" w:qFormat="1"/>
+    <w:lsdException w:name="Light Shading" w:uiPriority="60"/>
+    <w:lsdException w:name="Light List" w:uiPriority="61"/>
+    <w:lsdException w:name="Light Grid" w:uiPriority="62"/>
+    <w:lsdException w:name="Medium Shading 1" w:uiPriority="63"/>
+    <w:lsdException w:name="Medium Shading 2" w:uiPriority="64"/>
+    <w:lsdException w:name="Medium List 1" w:uiPriority="65"/>
+    <w:lsdException w:name="Medium List 2" w:uiPriority="66"/>
+    <w:lsdException w:name="Medium Grid 1" w:uiPriority="67"/>
+    <w:lsdException w:name="Medium Grid 2" w:uiPriority="68"/>
+    <w:lsdException w:name="Medium Grid 3" w:uiPriority="69"/>
+    <w:lsdException w:name="Dark List" w:uiPriority="70"/>
+    <w:lsdException w:name="Colorful Shading" w:uiPriority="71"/>
+    <w:lsdException w:name="Colorful List" w:uiPriority="72"/>
+    <w:lsdException w:name="Colorful Grid" w:uiPriority="73"/>
+    <w:lsdException w:name="Light Shading Accent 1" w:uiPriority="60"/>
+    <w:lsdException w:name="Light List Accent 1" w:uiPriority="61"/>
+    <w:lsdException w:name="Light Grid Accent 1" w:uiPriority="62"/>
+    <w:lsdException w:name="Medium Shading 1 Accent 1" w:uiPriority="63"/>
+    <w:lsdException w:name="Medium Shading 2 Accent 1" w:uiPriority="64"/>
+    <w:lsdException w:name="Medium List 1 Accent 1" w:uiPriority="65"/>
+    <w:lsdException w:name="Revision" w:semiHidden="1"/>
+    <w:lsdException w:name="List Paragraph" w:uiPriority="34" w:qFormat="1"/>
+    <w:lsdException w:name="Quote" w:uiPriority="29" w:qFormat="1"/>
+    <w:lsdException w:name="Intense Quote" w:uiPriority="30" w:qFormat="1"/>
+    <w:lsdException w:name="Medium List 2 Accent 1" w:uiPriority="66"/>
+    <w:lsdException w:name="Medium Grid 1 Accent 1" w:uiPriority="67"/>
+    <w:lsdException w:name="Medium Grid 2 Accent 1" w:uiPriority="68"/>
+    <w:lsdException w:name="Medium Grid 3 Accent 1" w:uiPriority="69"/>
+    <w:lsdException w:name="Dark List Accent 1" w:uiPriority="70"/>
+    <w:lsdException w:name="Colorful Shading Accent 1" w:uiPriority="71"/>
+    <w:lsdException w:name="Colorful List Accent 1" w:uiPriority="72"/>
+    <w:lsdException w:name="Colorful Grid Accent 1" w:uiPriority="73"/>
+    <w:lsdException w:name="Light Shading Accent 2" w:uiPriority="60"/>
+    <w:lsdException w:name="Light List Accent 2" w:uiPriority="61"/>
+    <w:lsdException w:name="Light Grid Accent 2" w:uiPriority="62"/>
+    <w:lsdException w:name="Medium Shading 1 Accent 2" w:uiPriority="63"/>
+    <w:lsdException w:name="Medium Shading 2 Accent 2" w:uiPriority="64"/>
+    <w:lsdException w:name="Medium List 1 Accent 2" w:uiPriority="65"/>
+    <w:lsdException w:name="Medium List 2 Accent 2" w:uiPriority="66"/>
+    <w:lsdException w:name="Medium Grid 1 Accent 2" w:uiPriority="67"/>
+    <w:lsdException w:name="Medium Grid 2 Accent 2" w:uiPriority="68"/>
+    <w:lsdException w:name="Medium Grid 3 Accent 2" w:uiPriority="69"/>
+    <w:lsdException w:name="Dark List Accent 2" w:uiPriority="70"/>
+    <w:lsdException w:name="Colorful Shading Accent 2" w:uiPriority="71"/>
+    <w:lsdException w:name="Colorful List Accent 2" w:uiPriority="72"/>
+    <w:lsdException w:name="Colorful Grid Accent 2" w:uiPriority="73"/>
+    <w:lsdException w:name="Light Shading Accent 3" w:uiPriority="60"/>
+    <w:lsdException w:name="Light List Accent 3" w:uiPriority="61"/>
+    <w:lsdException w:name="Light Grid Accent 3" w:uiPriority="62"/>
+    <w:lsdException w:name="Medium Shading 1 Accent 3" w:uiPriority="63"/>
+    <w:lsdException w:name="Medium Shading 2 Accent 3" w:uiPriority="64"/>
+    <w:lsdException w:name="Medium List 1 Accent 3" w:uiPriority="65"/>
+    <w:lsdException w:name="Medium List 2 Accent 3" w:uiPriority="66"/>
+    <w:lsdException w:name="Medium Grid 1 Accent 3" w:uiPriority="67"/>
+    <w:lsdException w:name="Medium Grid 2 Accent 3" w:uiPriority="68"/>
+    <w:lsdException w:name="Medium Grid 3 Accent 3" w:uiPriority="69"/>
+    <w:lsdException w:name="Dark List Accent 3" w:uiPriority="70"/>
+    <w:lsdException w:name="Colorful Shading Accent 3" w:uiPriority="71"/>
+    <w:lsdException w:name="Colorful List Accent 3" w:uiPriority="72"/>
+    <w:lsdException w:name="Colorful Grid Accent 3" w:uiPriority="73"/>
+    <w:lsdException w:name="Light Shading Accent 4" w:uiPriority="60"/>
+    <w:lsdException w:name="Light List Accent 4" w:uiPriority="61"/>
+    <w:lsdException w:name="Light Grid Accent 4" w:uiPriority="62"/>
+    <w:lsdException w:name="Medium Shading 1 Accent 4" w:uiPriority="63"/>
+    <w:lsdException w:name="Medium Shading 2 Accent 4" w:uiPriority="64"/>
+    <w:lsdException w:name="Medium List 1 Accent 4" w:uiPriority="65"/>
+    <w:lsdException w:name="Medium List 2 Accent 4" w:uiPriority="66"/>
+    <w:lsdException w:name="Medium Grid 1 Accent 4" w:uiPriority="67"/>
+    <w:lsdException w:name="Medium Grid 2 Accent 4" w:uiPriority="68"/>
+    <w:lsdException w:name="Medium Grid 3 Accent 4" w:uiPriority="69"/>
+    <w:lsdException w:name="Dark List Accent 4" w:uiPriority="70"/>
+    <w:lsdException w:name="Colorful Shading Accent 4" w:uiPriority="71"/>
+    <w:lsdException w:name="Colorful List Accent 4" w:uiPriority="72"/>
+    <w:lsdException w:name="Colorful Grid Accent 4" w:uiPriority="73"/>
+    <w:lsdException w:name="Light Shading Accent 5" w:uiPriority="60"/>
+    <w:lsdException w:name="Light List Accent 5" w:uiPriority="61"/>
+    <w:lsdException w:name="Light Grid Accent 5" w:uiPriority="62"/>
+    <w:lsdException w:name="Medium Shading 1 Accent 5" w:uiPriority="63"/>
+    <w:lsdException w:name="Medium Shading 2 Accent 5" w:uiPriority="64"/>
+    <w:lsdException w:name="Medium List 1 Accent 5" w:uiPriority="65"/>
+    <w:lsdException w:name="Medium List 2 Accent 5" w:uiPriority="66"/>
+    <w:lsdException w:name="Medium Grid 1 Accent 5" w:uiPriority="67"/>
+    <w:lsdException w:name="Medium Grid 2 Accent 5" w:uiPriority="68"/>
+    <w:lsdException w:name="Medium Grid 3 Accent 5" w:uiPriority="69"/>
+    <w:lsdException w:name="Dark List Accent 5" w:uiPriority="70"/>
+    <w:lsdException w:name="Colorful Shading Accent 5" w:uiPriority="71"/>
+    <w:lsdException w:name="Colorful List Accent 5" w:uiPriority="72"/>
+    <w:lsdException w:name="Colorful Grid Accent 5" w:uiPriority="73"/>
+    <w:lsdException w:name="Light Shading Accent 6" w:uiPriority="60"/>
+    <w:lsdException w:name="Light List Accent 6" w:uiPriority="61"/>
+    <w:lsdException w:name="Light Grid Accent 6" w:uiPriority="62"/>
+    <w:lsdException w:name="Medium Shading 1 Accent 6" w:uiPriority="63"/>
+    <w:lsdException w:name="Medium Shading 2 Accent 6" w:uiPriority="64"/>
+    <w:lsdException w:name="Medium List 1 Accent 6" w:uiPriority="65"/>
+    <w:lsdException w:name="Medium List 2 Accent 6" w:uiPriority="66"/>
+    <w:lsdException w:name="Medium Grid 1 Accent 6" w:uiPriority="67"/>
+    <w:lsdException w:name="Medium Grid 2 Accent 6" w:uiPriority="68"/>
+    <w:lsdException w:name="Medium Grid 3 Accent 6" w:uiPriority="69"/>
+    <w:lsdException w:name="Dark List Accent 6" w:uiPriority="70"/>
+    <w:lsdException w:name="Colorful Shading Accent 6" w:uiPriority="71"/>
+    <w:lsdException w:name="Colorful List Accent 6" w:uiPriority="72"/>
+    <w:lsdException w:name="Colorful Grid Accent 6" w:uiPriority="73"/>
+    <w:lsdException w:name="Subtle Emphasis" w:uiPriority="19" w:qFormat="1"/>
+    <w:lsdException w:name="Intense Emphasis" w:uiPriority="21" w:qFormat="1"/>
+    <w:lsdException w:name="Subtle Reference" w:uiPriority="31" w:qFormat="1"/>
+    <w:lsdException w:name="Intense Reference" w:uiPriority="32" w:qFormat="1"/>
+    <w:lsdException w:name="Book Title" w:uiPriority="33" w:qFormat="1"/>
+    <w:lsdException w:name="Bibliography" w:semiHidden="1" w:uiPriority="37" w:unhideWhenUsed="1"/>
+    <w:lsdException w:name="TOC Heading" w:semiHidden="1" w:uiPriority="39" w:unhideWhenUsed="1" w:qFormat="1"/>
+    <w:lsdException w:name="Plain Table 1" w:uiPriority="41"/>
+    <w:lsdException w:name="Plain Table 2" w:uiPriority="42"/>
+    <w:lsdException w:name="Plain Table 3" w:uiPriority="43"/>
+    <w:lsdException w:name="Plain Table 4" w:uiPriority="44"/>
+    <w:lsdException w:name="Plain Table 5" w:uiPriority="45"/>
+    <w:lsdException w:name="Grid Table Light" w:uiPriority="40"/>
+    <w:lsdException w:name="Grid Table 1 Light" w:uiPriority="46"/>
+    <w:lsdException w:name="Grid Table 2" w:uiPriority="47"/>
+    <w:lsdException w:name="Grid Table 3" w:uiPriority="48"/>
+    <w:lsdException w:name="Grid Table 4" w:uiPriority="49"/>
+    <w:lsdException w:name="Grid Table 5 Dark" w:uiPriority="50"/>
+    <w:lsdException w:name="Grid Table 6 Colorful" w:uiPriority="51"/>
+    <w:lsdException w:name="Grid Table 7 Colorful" w:uiPriority="52"/>
+    <w:lsdException w:name="Grid Table 1 Light Accent 1" w:uiPriority="46"/>
+    <w:lsdException w:name="Grid Table 2 Accent 1" w:uiPriority="47"/>
+    <w:lsdException w:name="Grid Table 3 Accent 1" w:uiPriority="48"/>
+    <w:lsdException w:name="Grid Table 4 Accent 1" w:uiPriority="49"/>
+    <w:lsdException w:name="Grid Table 5 Dark Accent 1" w:uiPriority="50"/>
+    <w:lsdException w:name="Grid Table 6 Colorful Accent 1" w:uiPriority="51"/>
+    <w:lsdException w:name="Grid Table 7 Colorful Accent 1" w:uiPriority="52"/>
+    <w:lsdException w:name="Grid Table 1 Light Accent 2" w:uiPriority="46"/>
+    <w:lsdException w:name="Grid Table 2 Accent 2" w:uiPriority="47"/>
+    <w:lsdException w:name="Grid Table 3 Accent 2" w:uiPriority="48"/>
+    <w:lsdException w:name="Grid Table 4 Accent 2" w:uiPriority="49"/>
+    <w:lsdException w:name="Grid Table 5 Dark Accent 2" w:uiPriority="50"/>
+    <w:lsdException w:name="Grid Table 6 Colorful Accent 2" w:uiPriority="51"/>
+    <w:lsdException w:name="Grid Table 7 Colorful Accent 2" w:uiPriority="52"/>
+    <w:lsdException w:name="Grid Table 1 Light Accent 3" w:uiPriority="46"/>
+    <w:lsdException w:name="Grid Table 2 Accent 3" w:uiPriority="47"/>
+    <w:lsdException w:name="Grid Table 3 Accent 3" w:uiPriority="48"/>
+    <w:lsdException w:name="Grid Table 4 Accent 3" w:uiPriority="49"/>
+    <w:lsdException w:name="Grid Table 5 Dark Accent 3" w:uiPriority="50"/>
+    <w:lsdException w:name="Grid Table 6 Colorful Accent 3" w:uiPriority="51"/>
+    <w:lsdException w:name="Grid Table 7 Colorful Accent 3" w:uiPriority="52"/>
+    <w:lsdException w:name="Grid Table 1 Light Accent 4" w:uiPriority="46"/>
+    <w:lsdException w:name="Grid Table 2 Accent 4" w:uiPriority="47"/>
+    <w:lsdException w:name="Grid Table 3 Accent 4" w:uiPriority="48"/>
+    <w:lsdException w:name="Grid Table 4 Accent 4" w:uiPriority="49"/>
+    <w:lsdException w:name="Grid Table 5 Dark Accent 4" w:uiPriority="50"/>
+    <w:lsdException w:name="Grid Table 6 Colorful Accent 4" w:uiPriority="51"/>
+    <w:lsdException w:name="Grid Table 7 Colorful Accent 4" w:uiPriority="52"/>
+    <w:lsdException w:name="Grid Table 1 Light Accent 5" w:uiPriority="46"/>
+    <w:lsdException w:name="Grid Table 2 Accent 5" w:uiPriority="47"/>
+    <w:lsdException w:name="Grid Table 3 Accent 5" w:uiPriority="48"/>
+    <w:lsdException w:name="Grid Table 4 Accent 5" w:uiPriority="49"/>
+    <w:lsdException w:name="Grid Table 5 Dark Accent 5" w:uiPriority="50"/>
+    <w:lsdException w:name="Grid Table 6 Colorful Accent 5" w:uiPriority="51"/>
+    <w:lsdException w:name="Grid Table 7 Colorful Accent 5" w:uiPriority="52"/>
+    <w:lsdException w:name="Grid Table 1 Light Accent 6" w:uiPriority="46"/>
+    <w:lsdException w:name="Grid Table 2 Accent 6" w:uiPriority="47"/>
+    <w:lsdException w:name="Grid Table 3 Accent 6" w:uiPriority="48"/>
+    <w:lsdException w:name="Grid Table 4 Accent 6" w:uiPriority="49"/>
+    <w:lsdException w:name="Grid Table 5 Dark Accent 6" w:uiPriority="50"/>
+    <w:lsdException w:name="Grid Table 6 Colorful Accent 6" w:uiPriority="51"/>
+    <w:lsdException w:name="Grid Table 7 Colorful Accent 6" w:uiPriority="52"/>
+    <w:lsdException w:name="List Table 1 Light" w:uiPriority="46"/>
+    <w:lsdException w:name="List Table 2" w:uiPriority="47"/>
+    <w:lsdException w:name="List Table 3" w:uiPriority="48"/>
+    <w:lsdException w:name="List Table 4" w:uiPriority="49"/>
+    <w:lsdException w:name="List Table 5 Dark" w:uiPriority="50"/>
+    <w:lsdException w:name="List Table 6 Colorful" w:uiPriority="51"/>
+    <w:lsdException w:name="List Table 7 Colorful" w:uiPriority="52"/>
+    <w:lsdException w:name="List Table 1 Light Accent 1" w:uiPriority="46"/>
+    <w:lsdException w:name="List Table 2 Accent 1" w:uiPriority="47"/>
+    <w:lsdException w:name="List Table 3 Accent 1" w:uiPriority="48"/>
+    <w:lsdException w:name="List Table 4 Accent 1" w:uiPriority="49"/>
+    <w:lsdException w:name="List Table 5 Dark Accent 1" w:uiPriority="50"/>
+    <w:lsdException w:name="List Table 6 Colorful Accent 1" w:uiPriority="51"/>
+    <w:lsdException w:name="List Table 7 Colorful Accent 1" w:uiPriority="52"/>
+    <w:lsdException w:name="List Table 1 Light Accent 2" w:uiPriority="46"/>
+    <w:lsdException w:name="List Table 2 Accent 2" w:uiPriority="47"/>
+    <w:lsdException w:name="List Table 3 Accent 2" w:uiPriority="48"/>
+    <w:lsdException w:name="List Table 4 Accent 2" w:uiPriority="49"/>
+    <w:lsdException w:name="List Table 5 Dark Accent 2" w:uiPriority="50"/>
+    <w:lsdException w:name="List Table 6 Colorful Accent 2" w:uiPriority="51"/>
+    <w:lsdException w:name="List Table 7 Colorful Accent 2" w:uiPriority="52"/>
+    <w:lsdException w:name="List Table 1 Light Accent 3" w:uiPriority="46"/>
+    <w:lsdException w:name="List Table 2 Accent 3" w:uiPriority="47"/>
+    <w:lsdException w:name="List Table 3 Accent 3" w:uiPriority="48"/>
+    <w:lsdException w:name="List Table 4 Accent 3" w:uiPriority="49"/>
+    <w:lsdException w:name="List Table 5 Dark Accent 3" w:uiPriority="50"/>
+    <w:lsdException w:name="List Table 6 Colorful Accent 3" w:uiPriority="51"/>
+    <w:lsdException w:name="List Table 7 Colorful Accent 3" w:uiPriority="52"/>
+    <w:lsdException w:name="List Table 1 Light Accent 4" w:uiPriority="46"/>
+    <w:lsdException w:name="List Table 2 Accent 4" w:uiPriority="47"/>
+    <w:lsdException w:name="List Table 3 Accent 4" w:uiPriority="48"/>
+    <w:lsdException w:name="List Table 4 Accent 4" w:uiPriority="49"/>
+    <w:lsdException w:name="List Table 5 Dark Accent 4" w:uiPriority="50"/>
+    <w:lsdException w:name="List Table 6 Colorful Accent 4" w:uiPriority="51"/>
+    <w:lsdException w:name="List Table 7 Colorful Accent 4" w:uiPriority="52"/>
+    <w:lsdException w:name="List Table 1 Light Accent 5" w:uiPriority="46"/>
+    <w:lsdException w:name="List Table 2 Accent 5" w:uiPriority="47"/>
+    <w:lsdException w:name="List Table 3 Accent 5" w:uiPriority="48"/>
+    <w:lsdException w:name="List Table 4 Accent 5" w:uiPriority="49"/>
+    <w:lsdException w:name="List Table 5 Dark Accent 5" w:uiPriority="50"/>
+    <w:lsdException w:name="List Table 6 Colorful Accent 5" w:uiPriority="51"/>
+    <w:lsdException w:name="List Table 7 Colorful Accent 5" w:uiPriority="52"/>
+    <w:lsdException w:name="List Table 1 Light Accent 6" w:uiPriority="46"/>
+    <w:lsdException w:name="List Table 2 Accent 6" w:uiPriority="47"/>
+    <w:lsdException w:name="List Table 3 Accent 6" w:uiPriority="48"/>
+    <w:lsdException w:name="List Table 4 Accent 6" w:uiPriority="49"/>
+    <w:lsdException w:name="List Table 5 Dark Accent 6" w:uiPriority="50"/>
+    <w:lsdException w:name="List Table 6 Colorful Accent 6" w:uiPriority="51"/>
+    <w:lsdException w:name="List Table 7 Colorful Accent 6" w:uiPriority="52"/>
+    <w:lsdException w:name="Mention" w:semiHidden="1" w:unhideWhenUsed="1"/>
+    <w:lsdException w:name="Smart Hyperlink" w:semiHidden="1" w:unhideWhenUsed="1"/>
+    <w:lsdException w:name="Hashtag" w:semiHidden="1" w:unhideWhenUsed="1"/>
+    <w:lsdException w:name="Unresolved Mention" w:semiHidden="1" w:unhideWhenUsed="1"/>
+    <w:lsdException w:name="Smart Link" w:semiHidden="1" w:unhideWhenUsed="1"/>
+  </w:latentStyles>
+  <w:style w:type="paragraph" w:default="1" w:styleId="Normal">
+    <w:name w:val="Normal"/>
+    <w:qFormat/>
   </w:style>
   <w:style w:type="paragraph" w:styleId="Heading1">
     <w:name w:val="heading 1"/>
     <w:basedOn w:val="Normal"/>
     <w:next w:val="Normal"/>
+    <w:uiPriority w:val="9"/>
+    <w:qFormat/>
     <w:pPr>
-      <w:keepNext w:val="1"/>
-      <w:keepLines w:val="1"/>
-      <w:pageBreakBefore w:val="0"/>
-      <w:spacing w:after="120" w:before="400" w:lineRule="auto"/>
+      <w:keepNext/>
+      <w:keepLines/>
+      <w:spacing w:before="400" w:after="120"/>
+      <w:outlineLvl w:val="0"/>
     </w:pPr>
     <w:rPr>
       <w:sz w:val="40"/>
@@ -2164,15 +2352,16 @@
     <w:name w:val="heading 2"/>
     <w:basedOn w:val="Normal"/>
     <w:next w:val="Normal"/>
+    <w:uiPriority w:val="9"/>
+    <w:unhideWhenUsed/>
+    <w:qFormat/>
     <w:pPr>
-      <w:keepNext w:val="1"/>
-      <w:keepLines w:val="1"/>
-      <w:pageBreakBefore w:val="0"/>
-      <w:spacing w:after="120" w:before="360" w:lineRule="auto"/>
+      <w:keepNext/>
+      <w:keepLines/>
+      <w:spacing w:before="360" w:after="120"/>
+      <w:outlineLvl w:val="1"/>
     </w:pPr>
     <w:rPr>
-      <w:b w:val="0"/>
-      <w:bCs w:val="0"/>
       <w:sz w:val="32"/>
       <w:szCs w:val="32"/>
     </w:rPr>
@@ -2181,15 +2370,16 @@
     <w:name w:val="heading 3"/>
     <w:basedOn w:val="Normal"/>
     <w:next w:val="Normal"/>
+    <w:uiPriority w:val="9"/>
+    <w:unhideWhenUsed/>
+    <w:qFormat/>
     <w:pPr>
-      <w:keepNext w:val="1"/>
-      <w:keepLines w:val="1"/>
-      <w:pageBreakBefore w:val="0"/>
-      <w:spacing w:after="80" w:before="320" w:lineRule="auto"/>
+      <w:keepNext/>
+      <w:keepLines/>
+      <w:spacing w:before="320" w:after="80"/>
+      <w:outlineLvl w:val="2"/>
     </w:pPr>
     <w:rPr>
-      <w:b w:val="0"/>
-      <w:bCs w:val="0"/>
       <w:color w:val="434343"/>
       <w:sz w:val="28"/>
       <w:szCs w:val="28"/>
@@ -2199,11 +2389,15 @@
     <w:name w:val="heading 4"/>
     <w:basedOn w:val="Normal"/>
     <w:next w:val="Normal"/>
+    <w:uiPriority w:val="9"/>
+    <w:semiHidden/>
+    <w:unhideWhenUsed/>
+    <w:qFormat/>
     <w:pPr>
-      <w:keepNext w:val="1"/>
-      <w:keepLines w:val="1"/>
-      <w:pageBreakBefore w:val="0"/>
-      <w:spacing w:after="80" w:before="280" w:lineRule="auto"/>
+      <w:keepNext/>
+      <w:keepLines/>
+      <w:spacing w:before="280" w:after="80"/>
+      <w:outlineLvl w:val="3"/>
     </w:pPr>
     <w:rPr>
       <w:color w:val="666666"/>
@@ -2215,45 +2409,88 @@
     <w:name w:val="heading 5"/>
     <w:basedOn w:val="Normal"/>
     <w:next w:val="Normal"/>
+    <w:uiPriority w:val="9"/>
+    <w:semiHidden/>
+    <w:unhideWhenUsed/>
+    <w:qFormat/>
     <w:pPr>
-      <w:keepNext w:val="1"/>
-      <w:keepLines w:val="1"/>
-      <w:pageBreakBefore w:val="0"/>
-      <w:spacing w:after="80" w:before="240" w:lineRule="auto"/>
+      <w:keepNext/>
+      <w:keepLines/>
+      <w:spacing w:before="240" w:after="80"/>
+      <w:outlineLvl w:val="4"/>
     </w:pPr>
     <w:rPr>
       <w:color w:val="666666"/>
-      <w:sz w:val="22"/>
-      <w:szCs w:val="22"/>
     </w:rPr>
   </w:style>
   <w:style w:type="paragraph" w:styleId="Heading6">
     <w:name w:val="heading 6"/>
     <w:basedOn w:val="Normal"/>
     <w:next w:val="Normal"/>
+    <w:uiPriority w:val="9"/>
+    <w:semiHidden/>
+    <w:unhideWhenUsed/>
+    <w:qFormat/>
     <w:pPr>
-      <w:keepNext w:val="1"/>
-      <w:keepLines w:val="1"/>
-      <w:pageBreakBefore w:val="0"/>
-      <w:spacing w:after="80" w:before="240" w:lineRule="auto"/>
+      <w:keepNext/>
+      <w:keepLines/>
+      <w:spacing w:before="240" w:after="80"/>
+      <w:outlineLvl w:val="5"/>
     </w:pPr>
     <w:rPr>
-      <w:i w:val="1"/>
-      <w:iCs w:val="1"/>
+      <w:i/>
+      <w:iCs/>
       <w:color w:val="666666"/>
-      <w:sz w:val="22"/>
-      <w:szCs w:val="22"/>
     </w:rPr>
+  </w:style>
+  <w:style w:type="character" w:default="1" w:styleId="DefaultParagraphFont">
+    <w:name w:val="Default Paragraph Font"/>
+    <w:uiPriority w:val="1"/>
+    <w:semiHidden/>
+    <w:unhideWhenUsed/>
+  </w:style>
+  <w:style w:type="table" w:default="1" w:styleId="TableNormal">
+    <w:name w:val="Normal Table"/>
+    <w:uiPriority w:val="99"/>
+    <w:semiHidden/>
+    <w:unhideWhenUsed/>
+    <w:tblPr>
+      <w:tblInd w:w="0" w:type="dxa"/>
+      <w:tblCellMar>
+        <w:top w:w="0" w:type="dxa"/>
+        <w:left w:w="108" w:type="dxa"/>
+        <w:bottom w:w="0" w:type="dxa"/>
+        <w:right w:w="108" w:type="dxa"/>
+      </w:tblCellMar>
+    </w:tblPr>
+  </w:style>
+  <w:style w:type="numbering" w:default="1" w:styleId="NoList">
+    <w:name w:val="No List"/>
+    <w:uiPriority w:val="99"/>
+    <w:semiHidden/>
+    <w:unhideWhenUsed/>
+  </w:style>
+  <w:style w:type="table" w:customStyle="1" w:styleId="TableNormal0">
+    <w:name w:val="TableNormal"/>
+    <w:tblPr>
+      <w:tblCellMar>
+        <w:top w:w="100" w:type="dxa"/>
+        <w:left w:w="100" w:type="dxa"/>
+        <w:bottom w:w="100" w:type="dxa"/>
+        <w:right w:w="100" w:type="dxa"/>
+      </w:tblCellMar>
+    </w:tblPr>
   </w:style>
   <w:style w:type="paragraph" w:styleId="Title">
     <w:name w:val="Title"/>
     <w:basedOn w:val="Normal"/>
     <w:next w:val="Normal"/>
+    <w:uiPriority w:val="10"/>
+    <w:qFormat/>
     <w:pPr>
-      <w:keepNext w:val="1"/>
-      <w:keepLines w:val="1"/>
-      <w:pageBreakBefore w:val="0"/>
-      <w:spacing w:after="60" w:before="0" w:lineRule="auto"/>
+      <w:keepNext/>
+      <w:keepLines/>
+      <w:spacing w:after="60"/>
     </w:pPr>
     <w:rPr>
       <w:sz w:val="52"/>
@@ -2264,20 +2501,99 @@
     <w:name w:val="Subtitle"/>
     <w:basedOn w:val="Normal"/>
     <w:next w:val="Normal"/>
+    <w:uiPriority w:val="11"/>
+    <w:qFormat/>
     <w:pPr>
-      <w:keepNext w:val="1"/>
-      <w:keepLines w:val="1"/>
-      <w:pageBreakBefore w:val="0"/>
-      <w:spacing w:after="320" w:before="0" w:lineRule="auto"/>
+      <w:keepNext/>
+      <w:keepLines/>
+      <w:spacing w:after="320"/>
     </w:pPr>
     <w:rPr>
-      <w:rFonts w:ascii="Arial" w:cs="Arial" w:eastAsia="Arial" w:hAnsi="Arial"/>
-      <w:i w:val="0"/>
-      <w:iCs w:val="0"/>
       <w:color w:val="666666"/>
       <w:sz w:val="30"/>
       <w:szCs w:val="30"/>
     </w:rPr>
+  </w:style>
+  <w:style w:type="paragraph" w:styleId="CommentText">
+    <w:name w:val="annotation text"/>
+    <w:basedOn w:val="Normal"/>
+    <w:link w:val="CommentTextChar"/>
+    <w:uiPriority w:val="99"/>
+    <w:semiHidden/>
+    <w:unhideWhenUsed/>
+    <w:pPr>
+      <w:spacing w:line="240" w:lineRule="auto"/>
+    </w:pPr>
+    <w:rPr>
+      <w:sz w:val="20"/>
+      <w:szCs w:val="20"/>
+    </w:rPr>
+  </w:style>
+  <w:style w:type="character" w:customStyle="1" w:styleId="CommentTextChar">
+    <w:name w:val="Comment Text Char"/>
+    <w:basedOn w:val="DefaultParagraphFont"/>
+    <w:link w:val="CommentText"/>
+    <w:uiPriority w:val="99"/>
+    <w:semiHidden/>
+    <w:rPr>
+      <w:sz w:val="20"/>
+      <w:szCs w:val="20"/>
+    </w:rPr>
+  </w:style>
+  <w:style w:type="character" w:styleId="CommentReference">
+    <w:name w:val="annotation reference"/>
+    <w:basedOn w:val="DefaultParagraphFont"/>
+    <w:uiPriority w:val="99"/>
+    <w:semiHidden/>
+    <w:unhideWhenUsed/>
+    <w:rPr>
+      <w:sz w:val="16"/>
+      <w:szCs w:val="16"/>
+    </w:rPr>
+  </w:style>
+  <w:style w:type="paragraph" w:styleId="Header">
+    <w:name w:val="header"/>
+    <w:basedOn w:val="Normal"/>
+    <w:link w:val="HeaderChar"/>
+    <w:uiPriority w:val="99"/>
+    <w:unhideWhenUsed/>
+    <w:rsid w:val="006D6561"/>
+    <w:pPr>
+      <w:tabs>
+        <w:tab w:val="center" w:pos="4680"/>
+        <w:tab w:val="right" w:pos="9360"/>
+      </w:tabs>
+      <w:spacing w:line="240" w:lineRule="auto"/>
+    </w:pPr>
+  </w:style>
+  <w:style w:type="character" w:customStyle="1" w:styleId="HeaderChar">
+    <w:name w:val="Header Char"/>
+    <w:basedOn w:val="DefaultParagraphFont"/>
+    <w:link w:val="Header"/>
+    <w:uiPriority w:val="99"/>
+    <w:rsid w:val="006D6561"/>
+  </w:style>
+  <w:style w:type="paragraph" w:styleId="Footer">
+    <w:name w:val="footer"/>
+    <w:basedOn w:val="Normal"/>
+    <w:link w:val="FooterChar"/>
+    <w:uiPriority w:val="99"/>
+    <w:unhideWhenUsed/>
+    <w:rsid w:val="006D6561"/>
+    <w:pPr>
+      <w:tabs>
+        <w:tab w:val="center" w:pos="4680"/>
+        <w:tab w:val="right" w:pos="9360"/>
+      </w:tabs>
+      <w:spacing w:line="240" w:lineRule="auto"/>
+    </w:pPr>
+  </w:style>
+  <w:style w:type="character" w:customStyle="1" w:styleId="FooterChar">
+    <w:name w:val="Footer Char"/>
+    <w:basedOn w:val="DefaultParagraphFont"/>
+    <w:link w:val="Footer"/>
+    <w:uiPriority w:val="99"/>
+    <w:rsid w:val="006D6561"/>
   </w:style>
 </w:styles>
 </file>
